--- a/SPSS Hands-on Practice Guide.docx
+++ b/SPSS Hands-on Practice Guide.docx
@@ -5,18 +5,38 @@
     <w:p>
       <w:pPr>
         <w:pStyle w:val="Title"/>
-      </w:pPr>
-      <w:r>
+        <w:jc w:val="both"/>
+        <w:rPr>
+          <w:rFonts w:ascii="Times New Roman" w:hAnsi="Times New Roman" w:cs="Times New Roman"/>
+          <w:b/>
+          <w:bCs/>
+          <w:sz w:val="32"/>
+          <w:szCs w:val="32"/>
+        </w:rPr>
+      </w:pPr>
+      <w:r>
+        <w:rPr>
+          <w:rFonts w:ascii="Times New Roman" w:hAnsi="Times New Roman" w:cs="Times New Roman"/>
+          <w:b/>
+          <w:bCs/>
+          <w:sz w:val="32"/>
+          <w:szCs w:val="32"/>
+        </w:rPr>
         <w:t>SPSS Hands-on Practice Guide</w:t>
       </w:r>
     </w:p>
     <w:p>
       <w:pPr>
         <w:pStyle w:val="FirstParagraph"/>
+        <w:jc w:val="both"/>
+        <w:rPr>
+          <w:rFonts w:ascii="Times New Roman" w:hAnsi="Times New Roman" w:cs="Times New Roman"/>
+        </w:rPr>
       </w:pPr>
       <w:bookmarkStart w:id="0" w:name="Xc8960c9d230877638e7b50fba6946cbe598bc74"/>
       <w:r>
         <w:rPr>
+          <w:rFonts w:ascii="Times New Roman" w:hAnsi="Times New Roman" w:cs="Times New Roman"/>
           <w:i/>
           <w:iCs/>
         </w:rPr>
@@ -25,6 +45,7 @@
       <w:r>
         <w:rPr>
           <w:rStyle w:val="VerbatimChar"/>
+          <w:rFonts w:ascii="Times New Roman" w:hAnsi="Times New Roman" w:cs="Times New Roman"/>
           <w:i/>
           <w:iCs/>
         </w:rPr>
@@ -32,6 +53,7 @@
       </w:r>
       <w:r>
         <w:rPr>
+          <w:rFonts w:ascii="Times New Roman" w:hAnsi="Times New Roman" w:cs="Times New Roman"/>
           <w:i/>
           <w:iCs/>
         </w:rPr>
@@ -40,6 +62,7 @@
       <w:r>
         <w:rPr>
           <w:rStyle w:val="VerbatimChar"/>
+          <w:rFonts w:ascii="Times New Roman" w:hAnsi="Times New Roman" w:cs="Times New Roman"/>
           <w:b/>
           <w:bCs/>
           <w:i/>
@@ -49,6 +72,7 @@
       </w:r>
       <w:r>
         <w:rPr>
+          <w:rFonts w:ascii="Times New Roman" w:hAnsi="Times New Roman" w:cs="Times New Roman"/>
           <w:i/>
           <w:iCs/>
         </w:rPr>
@@ -56,19 +80,25 @@
       </w:r>
     </w:p>
     <w:p>
-      <w:r>
-        <w:pict w14:anchorId="1BB8410D">
-          <v:rect id="_x0000_i1025" style="width:0;height:1.5pt" o:hralign="center" o:hrstd="t" o:hr="t"/>
-        </w:pict>
-      </w:r>
-    </w:p>
-    <w:p>
       <w:pPr>
         <w:pStyle w:val="Heading3"/>
+        <w:jc w:val="both"/>
+        <w:rPr>
+          <w:rFonts w:ascii="Times New Roman" w:hAnsi="Times New Roman" w:cs="Times New Roman"/>
+          <w:b/>
+          <w:bCs/>
+          <w:color w:val="auto"/>
+        </w:rPr>
       </w:pPr>
       <w:bookmarkStart w:id="1" w:name="dataset-structure-variable-definitions"/>
       <w:bookmarkEnd w:id="0"/>
       <w:r>
+        <w:rPr>
+          <w:rFonts w:ascii="Times New Roman" w:hAnsi="Times New Roman" w:cs="Times New Roman"/>
+          <w:b/>
+          <w:bCs/>
+          <w:color w:val="auto"/>
+        </w:rPr>
         <w:t>Dataset Structure &amp; Variable Definitions</w:t>
       </w:r>
     </w:p>
@@ -80,10 +110,10 @@
         <w:tblLook w:val="0020" w:firstRow="1" w:lastRow="0" w:firstColumn="0" w:lastColumn="0" w:noHBand="0" w:noVBand="0"/>
       </w:tblPr>
       <w:tblGrid>
-        <w:gridCol w:w="2394"/>
-        <w:gridCol w:w="2394"/>
-        <w:gridCol w:w="2394"/>
-        <w:gridCol w:w="2394"/>
+        <w:gridCol w:w="2574"/>
+        <w:gridCol w:w="2574"/>
+        <w:gridCol w:w="2032"/>
+        <w:gridCol w:w="3116"/>
       </w:tblGrid>
       <w:tr>
         <w:trPr>
@@ -92,52 +122,95 @@
         </w:trPr>
         <w:tc>
           <w:tcPr>
-            <w:tcW w:w="1980" w:type="dxa"/>
+            <w:tcW w:w="2394" w:type="dxa"/>
+            <w:tcBorders>
+              <w:top w:val="single" w:sz="4" w:space="0" w:color="auto"/>
+              <w:bottom w:val="single" w:sz="2" w:space="0" w:color="auto"/>
+            </w:tcBorders>
           </w:tcPr>
           <w:p>
             <w:pPr>
               <w:pStyle w:val="Compact"/>
+              <w:jc w:val="both"/>
+              <w:rPr>
+                <w:rFonts w:ascii="Times New Roman" w:hAnsi="Times New Roman" w:cs="Times New Roman"/>
+              </w:rPr>
             </w:pPr>
             <w:r>
+              <w:rPr>
+                <w:rFonts w:ascii="Times New Roman" w:hAnsi="Times New Roman" w:cs="Times New Roman"/>
+              </w:rPr>
               <w:t>Variable Name</w:t>
             </w:r>
           </w:p>
         </w:tc>
         <w:tc>
           <w:tcPr>
-            <w:tcW w:w="1980" w:type="dxa"/>
+            <w:tcW w:w="2394" w:type="dxa"/>
+            <w:tcBorders>
+              <w:top w:val="single" w:sz="4" w:space="0" w:color="auto"/>
+              <w:bottom w:val="single" w:sz="2" w:space="0" w:color="auto"/>
+            </w:tcBorders>
           </w:tcPr>
           <w:p>
             <w:pPr>
               <w:pStyle w:val="Compact"/>
+              <w:jc w:val="both"/>
+              <w:rPr>
+                <w:rFonts w:ascii="Times New Roman" w:hAnsi="Times New Roman" w:cs="Times New Roman"/>
+              </w:rPr>
             </w:pPr>
             <w:r>
+              <w:rPr>
+                <w:rFonts w:ascii="Times New Roman" w:hAnsi="Times New Roman" w:cs="Times New Roman"/>
+              </w:rPr>
               <w:t>SPSS Measure</w:t>
             </w:r>
           </w:p>
         </w:tc>
         <w:tc>
           <w:tcPr>
-            <w:tcW w:w="1980" w:type="dxa"/>
+            <w:tcW w:w="1890" w:type="dxa"/>
+            <w:tcBorders>
+              <w:top w:val="single" w:sz="4" w:space="0" w:color="auto"/>
+              <w:bottom w:val="single" w:sz="2" w:space="0" w:color="auto"/>
+            </w:tcBorders>
           </w:tcPr>
           <w:p>
             <w:pPr>
               <w:pStyle w:val="Compact"/>
+              <w:jc w:val="both"/>
+              <w:rPr>
+                <w:rFonts w:ascii="Times New Roman" w:hAnsi="Times New Roman" w:cs="Times New Roman"/>
+              </w:rPr>
             </w:pPr>
             <w:r>
+              <w:rPr>
+                <w:rFonts w:ascii="Times New Roman" w:hAnsi="Times New Roman" w:cs="Times New Roman"/>
+              </w:rPr>
               <w:t>Data Type</w:t>
             </w:r>
           </w:p>
         </w:tc>
         <w:tc>
           <w:tcPr>
-            <w:tcW w:w="1980" w:type="dxa"/>
+            <w:tcW w:w="2898" w:type="dxa"/>
+            <w:tcBorders>
+              <w:top w:val="single" w:sz="4" w:space="0" w:color="auto"/>
+              <w:bottom w:val="single" w:sz="2" w:space="0" w:color="auto"/>
+            </w:tcBorders>
           </w:tcPr>
           <w:p>
             <w:pPr>
               <w:pStyle w:val="Compact"/>
+              <w:rPr>
+                <w:rFonts w:ascii="Times New Roman" w:hAnsi="Times New Roman" w:cs="Times New Roman"/>
+              </w:rPr>
             </w:pPr>
             <w:r>
+              <w:rPr>
+                <w:rFonts w:ascii="Times New Roman" w:hAnsi="Times New Roman" w:cs="Times New Roman"/>
+              </w:rPr>
               <w:t>Description &amp; Purpose in Training</w:t>
             </w:r>
           </w:p>
@@ -146,75 +219,138 @@
       <w:tr>
         <w:tc>
           <w:tcPr>
-            <w:tcW w:w="1980" w:type="dxa"/>
+            <w:tcW w:w="2394" w:type="dxa"/>
+            <w:tcBorders>
+              <w:top w:val="single" w:sz="2" w:space="0" w:color="auto"/>
+            </w:tcBorders>
           </w:tcPr>
           <w:p>
             <w:pPr>
               <w:pStyle w:val="Compact"/>
+              <w:jc w:val="both"/>
+              <w:rPr>
+                <w:rFonts w:ascii="Times New Roman" w:hAnsi="Times New Roman" w:cs="Times New Roman"/>
+              </w:rPr>
             </w:pPr>
             <w:r>
               <w:rPr>
                 <w:rStyle w:val="VerbatimChar"/>
+                <w:rFonts w:ascii="Times New Roman" w:hAnsi="Times New Roman" w:cs="Times New Roman"/>
                 <w:b/>
                 <w:bCs/>
               </w:rPr>
-              <w:t>Sample_ID</w:t>
+              <w:t>Sample</w:t>
+            </w:r>
+            <w:r>
+              <w:rPr>
+                <w:rStyle w:val="VerbatimChar"/>
+                <w:rFonts w:ascii="Times New Roman" w:hAnsi="Times New Roman" w:cs="Times New Roman"/>
+                <w:b/>
+                <w:bCs/>
+              </w:rPr>
+              <w:t xml:space="preserve"> </w:t>
+            </w:r>
+            <w:r>
+              <w:rPr>
+                <w:rStyle w:val="VerbatimChar"/>
+                <w:rFonts w:ascii="Times New Roman" w:hAnsi="Times New Roman" w:cs="Times New Roman"/>
+                <w:b/>
+                <w:bCs/>
+              </w:rPr>
+              <w:t>ID</w:t>
             </w:r>
           </w:p>
         </w:tc>
         <w:tc>
           <w:tcPr>
-            <w:tcW w:w="1980" w:type="dxa"/>
+            <w:tcW w:w="2394" w:type="dxa"/>
+            <w:tcBorders>
+              <w:top w:val="single" w:sz="2" w:space="0" w:color="auto"/>
+            </w:tcBorders>
           </w:tcPr>
           <w:p>
             <w:pPr>
               <w:pStyle w:val="Compact"/>
+              <w:jc w:val="both"/>
+              <w:rPr>
+                <w:rFonts w:ascii="Times New Roman" w:hAnsi="Times New Roman" w:cs="Times New Roman"/>
+              </w:rPr>
             </w:pPr>
             <w:r>
+              <w:rPr>
+                <w:rFonts w:ascii="Times New Roman" w:hAnsi="Times New Roman" w:cs="Times New Roman"/>
+              </w:rPr>
               <w:t>Nominal</w:t>
             </w:r>
           </w:p>
         </w:tc>
         <w:tc>
           <w:tcPr>
-            <w:tcW w:w="1980" w:type="dxa"/>
+            <w:tcW w:w="1890" w:type="dxa"/>
+            <w:tcBorders>
+              <w:top w:val="single" w:sz="2" w:space="0" w:color="auto"/>
+            </w:tcBorders>
           </w:tcPr>
           <w:p>
             <w:pPr>
               <w:pStyle w:val="Compact"/>
+              <w:jc w:val="both"/>
+              <w:rPr>
+                <w:rFonts w:ascii="Times New Roman" w:hAnsi="Times New Roman" w:cs="Times New Roman"/>
+              </w:rPr>
             </w:pPr>
             <w:r>
+              <w:rPr>
+                <w:rFonts w:ascii="Times New Roman" w:hAnsi="Times New Roman" w:cs="Times New Roman"/>
+              </w:rPr>
               <w:t>String</w:t>
             </w:r>
           </w:p>
         </w:tc>
         <w:tc>
           <w:tcPr>
-            <w:tcW w:w="1980" w:type="dxa"/>
+            <w:tcW w:w="2898" w:type="dxa"/>
+            <w:tcBorders>
+              <w:top w:val="single" w:sz="2" w:space="0" w:color="auto"/>
+            </w:tcBorders>
           </w:tcPr>
           <w:p>
             <w:pPr>
               <w:pStyle w:val="Compact"/>
+              <w:rPr>
+                <w:rFonts w:ascii="Times New Roman" w:hAnsi="Times New Roman" w:cs="Times New Roman"/>
+              </w:rPr>
             </w:pPr>
             <w:r>
+              <w:rPr>
+                <w:rFonts w:ascii="Times New Roman" w:hAnsi="Times New Roman" w:cs="Times New Roman"/>
+              </w:rPr>
               <w:t>Unique sample identifier (</w:t>
             </w:r>
             <w:r>
               <w:rPr>
                 <w:rStyle w:val="VerbatimChar"/>
+                <w:rFonts w:ascii="Times New Roman" w:hAnsi="Times New Roman" w:cs="Times New Roman"/>
               </w:rPr>
               <w:t>SMP_001</w:t>
             </w:r>
             <w:r>
+              <w:rPr>
+                <w:rFonts w:ascii="Times New Roman" w:hAnsi="Times New Roman" w:cs="Times New Roman"/>
+              </w:rPr>
               <w:t xml:space="preserve"> to </w:t>
             </w:r>
             <w:r>
               <w:rPr>
                 <w:rStyle w:val="VerbatimChar"/>
+                <w:rFonts w:ascii="Times New Roman" w:hAnsi="Times New Roman" w:cs="Times New Roman"/>
               </w:rPr>
               <w:t>SMP_060</w:t>
             </w:r>
             <w:r>
+              <w:rPr>
+                <w:rFonts w:ascii="Times New Roman" w:hAnsi="Times New Roman" w:cs="Times New Roman"/>
+              </w:rPr>
               <w:t>).</w:t>
             </w:r>
           </w:p>
@@ -223,15 +359,20 @@
       <w:tr>
         <w:tc>
           <w:tcPr>
-            <w:tcW w:w="1980" w:type="dxa"/>
+            <w:tcW w:w="2394" w:type="dxa"/>
           </w:tcPr>
           <w:p>
             <w:pPr>
               <w:pStyle w:val="Compact"/>
+              <w:jc w:val="both"/>
+              <w:rPr>
+                <w:rFonts w:ascii="Times New Roman" w:hAnsi="Times New Roman" w:cs="Times New Roman"/>
+              </w:rPr>
             </w:pPr>
             <w:r>
               <w:rPr>
                 <w:rStyle w:val="VerbatimChar"/>
+                <w:rFonts w:ascii="Times New Roman" w:hAnsi="Times New Roman" w:cs="Times New Roman"/>
                 <w:b/>
                 <w:bCs/>
               </w:rPr>
@@ -241,69 +382,101 @@
         </w:tc>
         <w:tc>
           <w:tcPr>
-            <w:tcW w:w="1980" w:type="dxa"/>
+            <w:tcW w:w="2394" w:type="dxa"/>
           </w:tcPr>
           <w:p>
             <w:pPr>
               <w:pStyle w:val="Compact"/>
+              <w:jc w:val="both"/>
+              <w:rPr>
+                <w:rFonts w:ascii="Times New Roman" w:hAnsi="Times New Roman" w:cs="Times New Roman"/>
+              </w:rPr>
             </w:pPr>
             <w:r>
+              <w:rPr>
+                <w:rFonts w:ascii="Times New Roman" w:hAnsi="Times New Roman" w:cs="Times New Roman"/>
+              </w:rPr>
               <w:t>Nominal</w:t>
             </w:r>
           </w:p>
         </w:tc>
         <w:tc>
           <w:tcPr>
-            <w:tcW w:w="1980" w:type="dxa"/>
+            <w:tcW w:w="1890" w:type="dxa"/>
           </w:tcPr>
           <w:p>
             <w:pPr>
               <w:pStyle w:val="Compact"/>
+              <w:jc w:val="both"/>
+              <w:rPr>
+                <w:rFonts w:ascii="Times New Roman" w:hAnsi="Times New Roman" w:cs="Times New Roman"/>
+              </w:rPr>
             </w:pPr>
             <w:r>
+              <w:rPr>
+                <w:rFonts w:ascii="Times New Roman" w:hAnsi="Times New Roman" w:cs="Times New Roman"/>
+              </w:rPr>
               <w:t>Categorical</w:t>
             </w:r>
           </w:p>
         </w:tc>
         <w:tc>
           <w:tcPr>
-            <w:tcW w:w="1980" w:type="dxa"/>
+            <w:tcW w:w="2898" w:type="dxa"/>
           </w:tcPr>
           <w:p>
             <w:pPr>
               <w:pStyle w:val="Compact"/>
+              <w:rPr>
+                <w:rFonts w:ascii="Times New Roman" w:hAnsi="Times New Roman" w:cs="Times New Roman"/>
+              </w:rPr>
             </w:pPr>
             <w:r>
+              <w:rPr>
+                <w:rFonts w:ascii="Times New Roman" w:hAnsi="Times New Roman" w:cs="Times New Roman"/>
+              </w:rPr>
               <w:t xml:space="preserve">Grouping variable: </w:t>
             </w:r>
             <w:r>
               <w:rPr>
+                <w:rFonts w:ascii="Times New Roman" w:hAnsi="Times New Roman" w:cs="Times New Roman"/>
                 <w:i/>
                 <w:iCs/>
               </w:rPr>
               <w:t>Microbiology</w:t>
             </w:r>
             <w:r>
+              <w:rPr>
+                <w:rFonts w:ascii="Times New Roman" w:hAnsi="Times New Roman" w:cs="Times New Roman"/>
+              </w:rPr>
               <w:t xml:space="preserve">, </w:t>
             </w:r>
             <w:r>
               <w:rPr>
+                <w:rFonts w:ascii="Times New Roman" w:hAnsi="Times New Roman" w:cs="Times New Roman"/>
                 <w:i/>
                 <w:iCs/>
               </w:rPr>
               <w:t>Applied Chemistry</w:t>
             </w:r>
             <w:r>
+              <w:rPr>
+                <w:rFonts w:ascii="Times New Roman" w:hAnsi="Times New Roman" w:cs="Times New Roman"/>
+              </w:rPr>
               <w:t xml:space="preserve">, </w:t>
             </w:r>
             <w:r>
               <w:rPr>
+                <w:rFonts w:ascii="Times New Roman" w:hAnsi="Times New Roman" w:cs="Times New Roman"/>
                 <w:i/>
                 <w:iCs/>
               </w:rPr>
               <w:t>Food Science</w:t>
             </w:r>
             <w:r>
+              <w:rPr>
+                <w:rFonts w:ascii="Times New Roman" w:hAnsi="Times New Roman" w:cs="Times New Roman"/>
+              </w:rPr>
               <w:t>.</w:t>
             </w:r>
           </w:p>
@@ -312,77 +485,132 @@
       <w:tr>
         <w:tc>
           <w:tcPr>
-            <w:tcW w:w="1980" w:type="dxa"/>
+            <w:tcW w:w="2394" w:type="dxa"/>
           </w:tcPr>
           <w:p>
             <w:pPr>
               <w:pStyle w:val="Compact"/>
+              <w:jc w:val="both"/>
+              <w:rPr>
+                <w:rFonts w:ascii="Times New Roman" w:hAnsi="Times New Roman" w:cs="Times New Roman"/>
+              </w:rPr>
             </w:pPr>
             <w:r>
               <w:rPr>
                 <w:rStyle w:val="VerbatimChar"/>
+                <w:rFonts w:ascii="Times New Roman" w:hAnsi="Times New Roman" w:cs="Times New Roman"/>
                 <w:b/>
                 <w:bCs/>
               </w:rPr>
-              <w:t>Packaging_Type</w:t>
+              <w:t>Packaging</w:t>
+            </w:r>
+            <w:r>
+              <w:rPr>
+                <w:rStyle w:val="VerbatimChar"/>
+                <w:rFonts w:ascii="Times New Roman" w:hAnsi="Times New Roman" w:cs="Times New Roman"/>
+                <w:b/>
+                <w:bCs/>
+              </w:rPr>
+              <w:t xml:space="preserve"> </w:t>
+            </w:r>
+            <w:r>
+              <w:rPr>
+                <w:rStyle w:val="VerbatimChar"/>
+                <w:rFonts w:ascii="Times New Roman" w:hAnsi="Times New Roman" w:cs="Times New Roman"/>
+                <w:b/>
+                <w:bCs/>
+              </w:rPr>
+              <w:t>Type</w:t>
             </w:r>
           </w:p>
         </w:tc>
         <w:tc>
           <w:tcPr>
-            <w:tcW w:w="1980" w:type="dxa"/>
+            <w:tcW w:w="2394" w:type="dxa"/>
           </w:tcPr>
           <w:p>
             <w:pPr>
               <w:pStyle w:val="Compact"/>
+              <w:jc w:val="both"/>
+              <w:rPr>
+                <w:rFonts w:ascii="Times New Roman" w:hAnsi="Times New Roman" w:cs="Times New Roman"/>
+              </w:rPr>
             </w:pPr>
             <w:r>
+              <w:rPr>
+                <w:rFonts w:ascii="Times New Roman" w:hAnsi="Times New Roman" w:cs="Times New Roman"/>
+              </w:rPr>
               <w:t>Nominal</w:t>
             </w:r>
           </w:p>
         </w:tc>
         <w:tc>
           <w:tcPr>
-            <w:tcW w:w="1980" w:type="dxa"/>
+            <w:tcW w:w="1890" w:type="dxa"/>
           </w:tcPr>
           <w:p>
             <w:pPr>
               <w:pStyle w:val="Compact"/>
+              <w:jc w:val="both"/>
+              <w:rPr>
+                <w:rFonts w:ascii="Times New Roman" w:hAnsi="Times New Roman" w:cs="Times New Roman"/>
+              </w:rPr>
             </w:pPr>
             <w:r>
+              <w:rPr>
+                <w:rFonts w:ascii="Times New Roman" w:hAnsi="Times New Roman" w:cs="Times New Roman"/>
+              </w:rPr>
               <w:t>Categorical</w:t>
             </w:r>
           </w:p>
         </w:tc>
         <w:tc>
           <w:tcPr>
-            <w:tcW w:w="1980" w:type="dxa"/>
+            <w:tcW w:w="2898" w:type="dxa"/>
           </w:tcPr>
           <w:p>
             <w:pPr>
               <w:pStyle w:val="Compact"/>
+              <w:rPr>
+                <w:rFonts w:ascii="Times New Roman" w:hAnsi="Times New Roman" w:cs="Times New Roman"/>
+              </w:rPr>
             </w:pPr>
             <w:r>
+              <w:rPr>
+                <w:rFonts w:ascii="Times New Roman" w:hAnsi="Times New Roman" w:cs="Times New Roman"/>
+              </w:rPr>
               <w:t xml:space="preserve">Binary group: </w:t>
             </w:r>
-            <w:r>
-              <w:rPr>
+            <w:proofErr w:type="spellStart"/>
+            <w:r>
+              <w:rPr>
+                <w:rFonts w:ascii="Times New Roman" w:hAnsi="Times New Roman" w:cs="Times New Roman"/>
                 <w:i/>
                 <w:iCs/>
               </w:rPr>
               <w:t>Packaging_A</w:t>
             </w:r>
-            <w:r>
+            <w:proofErr w:type="spellEnd"/>
+            <w:r>
+              <w:rPr>
+                <w:rFonts w:ascii="Times New Roman" w:hAnsi="Times New Roman" w:cs="Times New Roman"/>
+              </w:rPr>
               <w:t xml:space="preserve"> vs. </w:t>
             </w:r>
-            <w:r>
-              <w:rPr>
+            <w:proofErr w:type="spellStart"/>
+            <w:r>
+              <w:rPr>
+                <w:rFonts w:ascii="Times New Roman" w:hAnsi="Times New Roman" w:cs="Times New Roman"/>
                 <w:i/>
                 <w:iCs/>
               </w:rPr>
               <w:t>Packaging_B</w:t>
             </w:r>
-            <w:r>
+            <w:proofErr w:type="spellEnd"/>
+            <w:r>
+              <w:rPr>
+                <w:rFonts w:ascii="Times New Roman" w:hAnsi="Times New Roman" w:cs="Times New Roman"/>
+              </w:rPr>
               <w:t>.</w:t>
             </w:r>
           </w:p>
@@ -391,57 +619,100 @@
       <w:tr>
         <w:tc>
           <w:tcPr>
-            <w:tcW w:w="1980" w:type="dxa"/>
+            <w:tcW w:w="2394" w:type="dxa"/>
           </w:tcPr>
           <w:p>
             <w:pPr>
               <w:pStyle w:val="Compact"/>
+              <w:jc w:val="both"/>
+              <w:rPr>
+                <w:rFonts w:ascii="Times New Roman" w:hAnsi="Times New Roman" w:cs="Times New Roman"/>
+              </w:rPr>
             </w:pPr>
             <w:r>
               <w:rPr>
                 <w:rStyle w:val="VerbatimChar"/>
+                <w:rFonts w:ascii="Times New Roman" w:hAnsi="Times New Roman" w:cs="Times New Roman"/>
                 <w:b/>
                 <w:bCs/>
               </w:rPr>
-              <w:t>Temperature_C</w:t>
+              <w:t>Temperature</w:t>
+            </w:r>
+            <w:r>
+              <w:rPr>
+                <w:rStyle w:val="VerbatimChar"/>
+                <w:rFonts w:ascii="Times New Roman" w:hAnsi="Times New Roman" w:cs="Times New Roman"/>
+                <w:b/>
+                <w:bCs/>
+              </w:rPr>
+              <w:t xml:space="preserve"> </w:t>
+            </w:r>
+            <w:r>
+              <w:rPr>
+                <w:rStyle w:val="VerbatimChar"/>
+                <w:rFonts w:ascii="Times New Roman" w:hAnsi="Times New Roman" w:cs="Times New Roman"/>
+                <w:b/>
+                <w:bCs/>
+              </w:rPr>
+              <w:t>C</w:t>
             </w:r>
           </w:p>
         </w:tc>
         <w:tc>
           <w:tcPr>
-            <w:tcW w:w="1980" w:type="dxa"/>
+            <w:tcW w:w="2394" w:type="dxa"/>
           </w:tcPr>
           <w:p>
             <w:pPr>
               <w:pStyle w:val="Compact"/>
+              <w:jc w:val="both"/>
+              <w:rPr>
+                <w:rFonts w:ascii="Times New Roman" w:hAnsi="Times New Roman" w:cs="Times New Roman"/>
+              </w:rPr>
             </w:pPr>
             <w:r>
+              <w:rPr>
+                <w:rFonts w:ascii="Times New Roman" w:hAnsi="Times New Roman" w:cs="Times New Roman"/>
+              </w:rPr>
               <w:t>Scale</w:t>
             </w:r>
           </w:p>
         </w:tc>
         <w:tc>
           <w:tcPr>
-            <w:tcW w:w="1980" w:type="dxa"/>
+            <w:tcW w:w="1890" w:type="dxa"/>
           </w:tcPr>
           <w:p>
             <w:pPr>
               <w:pStyle w:val="Compact"/>
+              <w:jc w:val="both"/>
+              <w:rPr>
+                <w:rFonts w:ascii="Times New Roman" w:hAnsi="Times New Roman" w:cs="Times New Roman"/>
+              </w:rPr>
             </w:pPr>
             <w:r>
+              <w:rPr>
+                <w:rFonts w:ascii="Times New Roman" w:hAnsi="Times New Roman" w:cs="Times New Roman"/>
+              </w:rPr>
               <w:t>Continuous</w:t>
             </w:r>
           </w:p>
         </w:tc>
         <w:tc>
           <w:tcPr>
-            <w:tcW w:w="1980" w:type="dxa"/>
+            <w:tcW w:w="2898" w:type="dxa"/>
           </w:tcPr>
           <w:p>
             <w:pPr>
               <w:pStyle w:val="Compact"/>
+              <w:rPr>
+                <w:rFonts w:ascii="Times New Roman" w:hAnsi="Times New Roman" w:cs="Times New Roman"/>
+              </w:rPr>
             </w:pPr>
             <w:r>
+              <w:rPr>
+                <w:rFonts w:ascii="Times New Roman" w:hAnsi="Times New Roman" w:cs="Times New Roman"/>
+              </w:rPr>
               <w:t>Independent treatment variable (</w:t>
             </w:r>
             <m:oMath>
@@ -449,14 +720,14 @@
                 <m:sSupPr>
                   <m:ctrlPr>
                     <w:rPr>
-                      <w:rFonts w:ascii="Cambria Math" w:hAnsi="Cambria Math"/>
+                      <w:rFonts w:ascii="Cambria Math" w:hAnsi="Cambria Math" w:cs="Times New Roman"/>
                     </w:rPr>
                   </m:ctrlPr>
                 </m:sSupPr>
                 <m:e>
                   <m:r>
                     <w:rPr>
-                      <w:rFonts w:ascii="Cambria Math" w:hAnsi="Cambria Math"/>
+                      <w:rFonts w:ascii="Cambria Math" w:hAnsi="Cambria Math" w:cs="Times New Roman"/>
                     </w:rPr>
                     <m:t>25</m:t>
                   </m:r>
@@ -467,7 +738,7 @@
                       <m:sty m:val="p"/>
                     </m:rPr>
                     <w:rPr>
-                      <w:rFonts w:ascii="Cambria Math" w:hAnsi="Cambria Math"/>
+                      <w:rFonts w:ascii="Cambria Math" w:hAnsi="Cambria Math" w:cs="Times New Roman"/>
                     </w:rPr>
                     <m:t>∘</m:t>
                   </m:r>
@@ -477,6 +748,9 @@
                 <m:rPr>
                   <m:nor/>
                 </m:rPr>
+                <w:rPr>
+                  <w:rFonts w:ascii="Times New Roman" w:hAnsi="Times New Roman" w:cs="Times New Roman"/>
+                </w:rPr>
                 <m:t>C</m:t>
               </m:r>
               <m:r>
@@ -484,7 +758,7 @@
                   <m:sty m:val="p"/>
                 </m:rPr>
                 <w:rPr>
-                  <w:rFonts w:ascii="Cambria Math" w:hAnsi="Cambria Math"/>
+                  <w:rFonts w:ascii="Cambria Math" w:hAnsi="Cambria Math" w:cs="Times New Roman"/>
                 </w:rPr>
                 <m:t>,</m:t>
               </m:r>
@@ -492,14 +766,14 @@
                 <m:sSupPr>
                   <m:ctrlPr>
                     <w:rPr>
-                      <w:rFonts w:ascii="Cambria Math" w:hAnsi="Cambria Math"/>
+                      <w:rFonts w:ascii="Cambria Math" w:hAnsi="Cambria Math" w:cs="Times New Roman"/>
                     </w:rPr>
                   </m:ctrlPr>
                 </m:sSupPr>
                 <m:e>
                   <m:r>
                     <w:rPr>
-                      <w:rFonts w:ascii="Cambria Math" w:hAnsi="Cambria Math"/>
+                      <w:rFonts w:ascii="Cambria Math" w:hAnsi="Cambria Math" w:cs="Times New Roman"/>
                     </w:rPr>
                     <m:t>45</m:t>
                   </m:r>
@@ -510,7 +784,7 @@
                       <m:sty m:val="p"/>
                     </m:rPr>
                     <w:rPr>
-                      <w:rFonts w:ascii="Cambria Math" w:hAnsi="Cambria Math"/>
+                      <w:rFonts w:ascii="Cambria Math" w:hAnsi="Cambria Math" w:cs="Times New Roman"/>
                     </w:rPr>
                     <m:t>∘</m:t>
                   </m:r>
@@ -520,6 +794,9 @@
                 <m:rPr>
                   <m:nor/>
                 </m:rPr>
+                <w:rPr>
+                  <w:rFonts w:ascii="Times New Roman" w:hAnsi="Times New Roman" w:cs="Times New Roman"/>
+                </w:rPr>
                 <m:t>C</m:t>
               </m:r>
               <m:r>
@@ -527,7 +804,7 @@
                   <m:sty m:val="p"/>
                 </m:rPr>
                 <w:rPr>
-                  <w:rFonts w:ascii="Cambria Math" w:hAnsi="Cambria Math"/>
+                  <w:rFonts w:ascii="Cambria Math" w:hAnsi="Cambria Math" w:cs="Times New Roman"/>
                 </w:rPr>
                 <m:t>,</m:t>
               </m:r>
@@ -535,14 +812,14 @@
                 <m:sSupPr>
                   <m:ctrlPr>
                     <w:rPr>
-                      <w:rFonts w:ascii="Cambria Math" w:hAnsi="Cambria Math"/>
+                      <w:rFonts w:ascii="Cambria Math" w:hAnsi="Cambria Math" w:cs="Times New Roman"/>
                     </w:rPr>
                   </m:ctrlPr>
                 </m:sSupPr>
                 <m:e>
                   <m:r>
                     <w:rPr>
-                      <w:rFonts w:ascii="Cambria Math" w:hAnsi="Cambria Math"/>
+                      <w:rFonts w:ascii="Cambria Math" w:hAnsi="Cambria Math" w:cs="Times New Roman"/>
                     </w:rPr>
                     <m:t>65</m:t>
                   </m:r>
@@ -553,7 +830,7 @@
                       <m:sty m:val="p"/>
                     </m:rPr>
                     <w:rPr>
-                      <w:rFonts w:ascii="Cambria Math" w:hAnsi="Cambria Math"/>
+                      <w:rFonts w:ascii="Cambria Math" w:hAnsi="Cambria Math" w:cs="Times New Roman"/>
                     </w:rPr>
                     <m:t>∘</m:t>
                   </m:r>
@@ -563,6 +840,9 @@
                 <m:rPr>
                   <m:nor/>
                 </m:rPr>
+                <w:rPr>
+                  <w:rFonts w:ascii="Times New Roman" w:hAnsi="Times New Roman" w:cs="Times New Roman"/>
+                </w:rPr>
                 <m:t>C</m:t>
               </m:r>
               <m:r>
@@ -570,7 +850,7 @@
                   <m:sty m:val="p"/>
                 </m:rPr>
                 <w:rPr>
-                  <w:rFonts w:ascii="Cambria Math" w:hAnsi="Cambria Math"/>
+                  <w:rFonts w:ascii="Cambria Math" w:hAnsi="Cambria Math" w:cs="Times New Roman"/>
                 </w:rPr>
                 <m:t>,</m:t>
               </m:r>
@@ -578,14 +858,14 @@
                 <m:sSupPr>
                   <m:ctrlPr>
                     <w:rPr>
-                      <w:rFonts w:ascii="Cambria Math" w:hAnsi="Cambria Math"/>
+                      <w:rFonts w:ascii="Cambria Math" w:hAnsi="Cambria Math" w:cs="Times New Roman"/>
                     </w:rPr>
                   </m:ctrlPr>
                 </m:sSupPr>
                 <m:e>
                   <m:r>
                     <w:rPr>
-                      <w:rFonts w:ascii="Cambria Math" w:hAnsi="Cambria Math"/>
+                      <w:rFonts w:ascii="Cambria Math" w:hAnsi="Cambria Math" w:cs="Times New Roman"/>
                     </w:rPr>
                     <m:t>85</m:t>
                   </m:r>
@@ -596,7 +876,7 @@
                       <m:sty m:val="p"/>
                     </m:rPr>
                     <w:rPr>
-                      <w:rFonts w:ascii="Cambria Math" w:hAnsi="Cambria Math"/>
+                      <w:rFonts w:ascii="Cambria Math" w:hAnsi="Cambria Math" w:cs="Times New Roman"/>
                     </w:rPr>
                     <m:t>∘</m:t>
                   </m:r>
@@ -606,10 +886,16 @@
                 <m:rPr>
                   <m:nor/>
                 </m:rPr>
+                <w:rPr>
+                  <w:rFonts w:ascii="Times New Roman" w:hAnsi="Times New Roman" w:cs="Times New Roman"/>
+                </w:rPr>
                 <m:t>C</m:t>
               </m:r>
             </m:oMath>
             <w:r>
+              <w:rPr>
+                <w:rFonts w:ascii="Times New Roman" w:hAnsi="Times New Roman" w:cs="Times New Roman"/>
+              </w:rPr>
               <w:t>).</w:t>
             </w:r>
           </w:p>
@@ -618,57 +904,100 @@
       <w:tr>
         <w:tc>
           <w:tcPr>
-            <w:tcW w:w="1980" w:type="dxa"/>
+            <w:tcW w:w="2394" w:type="dxa"/>
           </w:tcPr>
           <w:p>
             <w:pPr>
               <w:pStyle w:val="Compact"/>
+              <w:jc w:val="both"/>
+              <w:rPr>
+                <w:rFonts w:ascii="Times New Roman" w:hAnsi="Times New Roman" w:cs="Times New Roman"/>
+              </w:rPr>
             </w:pPr>
             <w:r>
               <w:rPr>
                 <w:rStyle w:val="VerbatimChar"/>
+                <w:rFonts w:ascii="Times New Roman" w:hAnsi="Times New Roman" w:cs="Times New Roman"/>
                 <w:b/>
                 <w:bCs/>
               </w:rPr>
-              <w:t>Storage_Days</w:t>
+              <w:t>Storage</w:t>
+            </w:r>
+            <w:r>
+              <w:rPr>
+                <w:rStyle w:val="VerbatimChar"/>
+                <w:rFonts w:ascii="Times New Roman" w:hAnsi="Times New Roman" w:cs="Times New Roman"/>
+                <w:b/>
+                <w:bCs/>
+              </w:rPr>
+              <w:t xml:space="preserve"> </w:t>
+            </w:r>
+            <w:r>
+              <w:rPr>
+                <w:rStyle w:val="VerbatimChar"/>
+                <w:rFonts w:ascii="Times New Roman" w:hAnsi="Times New Roman" w:cs="Times New Roman"/>
+                <w:b/>
+                <w:bCs/>
+              </w:rPr>
+              <w:t>Days</w:t>
             </w:r>
           </w:p>
         </w:tc>
         <w:tc>
           <w:tcPr>
-            <w:tcW w:w="1980" w:type="dxa"/>
+            <w:tcW w:w="2394" w:type="dxa"/>
           </w:tcPr>
           <w:p>
             <w:pPr>
               <w:pStyle w:val="Compact"/>
+              <w:jc w:val="both"/>
+              <w:rPr>
+                <w:rFonts w:ascii="Times New Roman" w:hAnsi="Times New Roman" w:cs="Times New Roman"/>
+              </w:rPr>
             </w:pPr>
             <w:r>
+              <w:rPr>
+                <w:rFonts w:ascii="Times New Roman" w:hAnsi="Times New Roman" w:cs="Times New Roman"/>
+              </w:rPr>
               <w:t>Scale</w:t>
             </w:r>
           </w:p>
         </w:tc>
         <w:tc>
           <w:tcPr>
-            <w:tcW w:w="1980" w:type="dxa"/>
+            <w:tcW w:w="1890" w:type="dxa"/>
           </w:tcPr>
           <w:p>
             <w:pPr>
               <w:pStyle w:val="Compact"/>
+              <w:jc w:val="both"/>
+              <w:rPr>
+                <w:rFonts w:ascii="Times New Roman" w:hAnsi="Times New Roman" w:cs="Times New Roman"/>
+              </w:rPr>
             </w:pPr>
             <w:r>
+              <w:rPr>
+                <w:rFonts w:ascii="Times New Roman" w:hAnsi="Times New Roman" w:cs="Times New Roman"/>
+              </w:rPr>
               <w:t>Continuous</w:t>
             </w:r>
           </w:p>
         </w:tc>
         <w:tc>
           <w:tcPr>
-            <w:tcW w:w="1980" w:type="dxa"/>
+            <w:tcW w:w="2898" w:type="dxa"/>
           </w:tcPr>
           <w:p>
             <w:pPr>
               <w:pStyle w:val="Compact"/>
+              <w:rPr>
+                <w:rFonts w:ascii="Times New Roman" w:hAnsi="Times New Roman" w:cs="Times New Roman"/>
+              </w:rPr>
             </w:pPr>
             <w:r>
+              <w:rPr>
+                <w:rFonts w:ascii="Times New Roman" w:hAnsi="Times New Roman" w:cs="Times New Roman"/>
+              </w:rPr>
               <w:t>Number of days stored (1 to 30 days).</w:t>
             </w:r>
           </w:p>
@@ -677,68 +1006,101 @@
       <w:tr>
         <w:tc>
           <w:tcPr>
-            <w:tcW w:w="1980" w:type="dxa"/>
+            <w:tcW w:w="2394" w:type="dxa"/>
           </w:tcPr>
           <w:p>
             <w:pPr>
               <w:pStyle w:val="Compact"/>
+              <w:jc w:val="both"/>
+              <w:rPr>
+                <w:rFonts w:ascii="Times New Roman" w:hAnsi="Times New Roman" w:cs="Times New Roman"/>
+              </w:rPr>
             </w:pPr>
             <w:r>
               <w:rPr>
                 <w:rStyle w:val="VerbatimChar"/>
+                <w:rFonts w:ascii="Times New Roman" w:hAnsi="Times New Roman" w:cs="Times New Roman"/>
                 <w:b/>
                 <w:bCs/>
               </w:rPr>
-              <w:t>Enzyme_Activity</w:t>
+              <w:t>Enzyme</w:t>
+            </w:r>
+            <w:r>
+              <w:rPr>
+                <w:rStyle w:val="VerbatimChar"/>
+                <w:rFonts w:ascii="Times New Roman" w:hAnsi="Times New Roman" w:cs="Times New Roman"/>
+                <w:b/>
+                <w:bCs/>
+              </w:rPr>
+              <w:t xml:space="preserve"> </w:t>
+            </w:r>
+            <w:r>
+              <w:rPr>
+                <w:rStyle w:val="VerbatimChar"/>
+                <w:rFonts w:ascii="Times New Roman" w:hAnsi="Times New Roman" w:cs="Times New Roman"/>
+                <w:b/>
+                <w:bCs/>
+              </w:rPr>
+              <w:t>Activity</w:t>
             </w:r>
           </w:p>
         </w:tc>
         <w:tc>
           <w:tcPr>
-            <w:tcW w:w="1980" w:type="dxa"/>
+            <w:tcW w:w="2394" w:type="dxa"/>
           </w:tcPr>
           <w:p>
             <w:pPr>
               <w:pStyle w:val="Compact"/>
+              <w:jc w:val="both"/>
+              <w:rPr>
+                <w:rFonts w:ascii="Times New Roman" w:hAnsi="Times New Roman" w:cs="Times New Roman"/>
+              </w:rPr>
             </w:pPr>
             <w:r>
+              <w:rPr>
+                <w:rFonts w:ascii="Times New Roman" w:hAnsi="Times New Roman" w:cs="Times New Roman"/>
+              </w:rPr>
               <w:t>Scale</w:t>
             </w:r>
           </w:p>
         </w:tc>
         <w:tc>
           <w:tcPr>
-            <w:tcW w:w="1980" w:type="dxa"/>
+            <w:tcW w:w="1890" w:type="dxa"/>
           </w:tcPr>
           <w:p>
             <w:pPr>
               <w:pStyle w:val="Compact"/>
+              <w:jc w:val="both"/>
+              <w:rPr>
+                <w:rFonts w:ascii="Times New Roman" w:hAnsi="Times New Roman" w:cs="Times New Roman"/>
+              </w:rPr>
             </w:pPr>
             <w:r>
+              <w:rPr>
+                <w:rFonts w:ascii="Times New Roman" w:hAnsi="Times New Roman" w:cs="Times New Roman"/>
+              </w:rPr>
               <w:t>Continuous</w:t>
             </w:r>
           </w:p>
         </w:tc>
         <w:tc>
           <w:tcPr>
-            <w:tcW w:w="1980" w:type="dxa"/>
+            <w:tcW w:w="2898" w:type="dxa"/>
           </w:tcPr>
           <w:p>
             <w:pPr>
               <w:pStyle w:val="Compact"/>
+              <w:rPr>
+                <w:rFonts w:ascii="Times New Roman" w:hAnsi="Times New Roman" w:cs="Times New Roman"/>
+              </w:rPr>
             </w:pPr>
             <w:r>
-              <w:t xml:space="preserve">Enzyme metric (U/mL) — </w:t>
-            </w:r>
-            <w:r>
-              <w:rPr>
-                <w:b/>
-                <w:bCs/>
-              </w:rPr>
-              <w:t>Used for One-Way ANOVA</w:t>
-            </w:r>
-            <w:r>
-              <w:t>.</w:t>
+              <w:rPr>
+                <w:rFonts w:ascii="Times New Roman" w:hAnsi="Times New Roman" w:cs="Times New Roman"/>
+              </w:rPr>
+              <w:t>Enzyme metric (U/mL) — Used for One-Way ANOVA.</w:t>
             </w:r>
           </w:p>
         </w:tc>
@@ -746,68 +1108,101 @@
       <w:tr>
         <w:tc>
           <w:tcPr>
-            <w:tcW w:w="1980" w:type="dxa"/>
+            <w:tcW w:w="2394" w:type="dxa"/>
           </w:tcPr>
           <w:p>
             <w:pPr>
               <w:pStyle w:val="Compact"/>
+              <w:jc w:val="both"/>
+              <w:rPr>
+                <w:rFonts w:ascii="Times New Roman" w:hAnsi="Times New Roman" w:cs="Times New Roman"/>
+              </w:rPr>
             </w:pPr>
             <w:r>
               <w:rPr>
                 <w:rStyle w:val="VerbatimChar"/>
+                <w:rFonts w:ascii="Times New Roman" w:hAnsi="Times New Roman" w:cs="Times New Roman"/>
                 <w:b/>
                 <w:bCs/>
               </w:rPr>
-              <w:t>Yield_Pct</w:t>
+              <w:t>Yield</w:t>
+            </w:r>
+            <w:r>
+              <w:rPr>
+                <w:rStyle w:val="VerbatimChar"/>
+                <w:rFonts w:ascii="Times New Roman" w:hAnsi="Times New Roman" w:cs="Times New Roman"/>
+                <w:b/>
+                <w:bCs/>
+              </w:rPr>
+              <w:t xml:space="preserve"> </w:t>
+            </w:r>
+            <w:r>
+              <w:rPr>
+                <w:rStyle w:val="VerbatimChar"/>
+                <w:rFonts w:ascii="Times New Roman" w:hAnsi="Times New Roman" w:cs="Times New Roman"/>
+                <w:b/>
+                <w:bCs/>
+              </w:rPr>
+              <w:t>Pct</w:t>
             </w:r>
           </w:p>
         </w:tc>
         <w:tc>
           <w:tcPr>
-            <w:tcW w:w="1980" w:type="dxa"/>
+            <w:tcW w:w="2394" w:type="dxa"/>
           </w:tcPr>
           <w:p>
             <w:pPr>
               <w:pStyle w:val="Compact"/>
+              <w:jc w:val="both"/>
+              <w:rPr>
+                <w:rFonts w:ascii="Times New Roman" w:hAnsi="Times New Roman" w:cs="Times New Roman"/>
+              </w:rPr>
             </w:pPr>
             <w:r>
+              <w:rPr>
+                <w:rFonts w:ascii="Times New Roman" w:hAnsi="Times New Roman" w:cs="Times New Roman"/>
+              </w:rPr>
               <w:t>Scale</w:t>
             </w:r>
           </w:p>
         </w:tc>
         <w:tc>
           <w:tcPr>
-            <w:tcW w:w="1980" w:type="dxa"/>
+            <w:tcW w:w="1890" w:type="dxa"/>
           </w:tcPr>
           <w:p>
             <w:pPr>
               <w:pStyle w:val="Compact"/>
+              <w:jc w:val="both"/>
+              <w:rPr>
+                <w:rFonts w:ascii="Times New Roman" w:hAnsi="Times New Roman" w:cs="Times New Roman"/>
+              </w:rPr>
             </w:pPr>
             <w:r>
+              <w:rPr>
+                <w:rFonts w:ascii="Times New Roman" w:hAnsi="Times New Roman" w:cs="Times New Roman"/>
+              </w:rPr>
               <w:t>Continuous</w:t>
             </w:r>
           </w:p>
         </w:tc>
         <w:tc>
           <w:tcPr>
-            <w:tcW w:w="1980" w:type="dxa"/>
+            <w:tcW w:w="2898" w:type="dxa"/>
           </w:tcPr>
           <w:p>
             <w:pPr>
               <w:pStyle w:val="Compact"/>
+              <w:rPr>
+                <w:rFonts w:ascii="Times New Roman" w:hAnsi="Times New Roman" w:cs="Times New Roman"/>
+              </w:rPr>
             </w:pPr>
             <w:r>
-              <w:t xml:space="preserve">Product extraction yield (%) — </w:t>
-            </w:r>
-            <w:r>
-              <w:rPr>
-                <w:b/>
-                <w:bCs/>
-              </w:rPr>
-              <w:t>Used for Linear Regression</w:t>
-            </w:r>
-            <w:r>
-              <w:t>.</w:t>
+              <w:rPr>
+                <w:rFonts w:ascii="Times New Roman" w:hAnsi="Times New Roman" w:cs="Times New Roman"/>
+              </w:rPr>
+              <w:t>Product extraction yield (%) — Used for Linear Regression.</w:t>
             </w:r>
           </w:p>
         </w:tc>
@@ -815,83 +1210,135 @@
       <w:tr>
         <w:tc>
           <w:tcPr>
-            <w:tcW w:w="1980" w:type="dxa"/>
+            <w:tcW w:w="2394" w:type="dxa"/>
           </w:tcPr>
           <w:p>
             <w:pPr>
               <w:pStyle w:val="Compact"/>
+              <w:jc w:val="both"/>
+              <w:rPr>
+                <w:rFonts w:ascii="Times New Roman" w:hAnsi="Times New Roman" w:cs="Times New Roman"/>
+              </w:rPr>
             </w:pPr>
+            <w:proofErr w:type="gramStart"/>
             <w:r>
               <w:rPr>
                 <w:rStyle w:val="VerbatimChar"/>
+                <w:rFonts w:ascii="Times New Roman" w:hAnsi="Times New Roman" w:cs="Times New Roman"/>
                 <w:b/>
                 <w:bCs/>
               </w:rPr>
-              <w:t>Shelf_Life_Days</w:t>
+              <w:t>Shelf</w:t>
+            </w:r>
+            <w:r>
+              <w:rPr>
+                <w:rStyle w:val="VerbatimChar"/>
+                <w:rFonts w:ascii="Times New Roman" w:hAnsi="Times New Roman" w:cs="Times New Roman"/>
+                <w:b/>
+                <w:bCs/>
+              </w:rPr>
+              <w:t xml:space="preserve"> </w:t>
+            </w:r>
+            <w:r>
+              <w:rPr>
+                <w:rStyle w:val="VerbatimChar"/>
+                <w:rFonts w:ascii="Times New Roman" w:hAnsi="Times New Roman" w:cs="Times New Roman"/>
+                <w:b/>
+                <w:bCs/>
+              </w:rPr>
+              <w:t>Life</w:t>
+            </w:r>
+            <w:proofErr w:type="gramEnd"/>
+            <w:r>
+              <w:rPr>
+                <w:rStyle w:val="VerbatimChar"/>
+                <w:rFonts w:ascii="Times New Roman" w:hAnsi="Times New Roman" w:cs="Times New Roman"/>
+                <w:b/>
+                <w:bCs/>
+              </w:rPr>
+              <w:t xml:space="preserve"> </w:t>
+            </w:r>
+            <w:r>
+              <w:rPr>
+                <w:rStyle w:val="VerbatimChar"/>
+                <w:rFonts w:ascii="Times New Roman" w:hAnsi="Times New Roman" w:cs="Times New Roman"/>
+                <w:b/>
+                <w:bCs/>
+              </w:rPr>
+              <w:t>Days</w:t>
             </w:r>
           </w:p>
         </w:tc>
         <w:tc>
           <w:tcPr>
-            <w:tcW w:w="1980" w:type="dxa"/>
+            <w:tcW w:w="2394" w:type="dxa"/>
           </w:tcPr>
           <w:p>
             <w:pPr>
               <w:pStyle w:val="Compact"/>
+              <w:jc w:val="both"/>
+              <w:rPr>
+                <w:rFonts w:ascii="Times New Roman" w:hAnsi="Times New Roman" w:cs="Times New Roman"/>
+              </w:rPr>
             </w:pPr>
             <w:r>
+              <w:rPr>
+                <w:rFonts w:ascii="Times New Roman" w:hAnsi="Times New Roman" w:cs="Times New Roman"/>
+              </w:rPr>
               <w:t>Scale</w:t>
             </w:r>
           </w:p>
         </w:tc>
         <w:tc>
           <w:tcPr>
-            <w:tcW w:w="1980" w:type="dxa"/>
+            <w:tcW w:w="1890" w:type="dxa"/>
           </w:tcPr>
           <w:p>
             <w:pPr>
               <w:pStyle w:val="Compact"/>
+              <w:jc w:val="both"/>
+              <w:rPr>
+                <w:rFonts w:ascii="Times New Roman" w:hAnsi="Times New Roman" w:cs="Times New Roman"/>
+              </w:rPr>
             </w:pPr>
             <w:r>
+              <w:rPr>
+                <w:rFonts w:ascii="Times New Roman" w:hAnsi="Times New Roman" w:cs="Times New Roman"/>
+              </w:rPr>
               <w:t>Continuous</w:t>
             </w:r>
           </w:p>
         </w:tc>
         <w:tc>
           <w:tcPr>
-            <w:tcW w:w="1980" w:type="dxa"/>
+            <w:tcW w:w="2898" w:type="dxa"/>
           </w:tcPr>
           <w:p>
             <w:pPr>
               <w:pStyle w:val="Compact"/>
+              <w:rPr>
+                <w:rFonts w:ascii="Times New Roman" w:hAnsi="Times New Roman" w:cs="Times New Roman"/>
+              </w:rPr>
             </w:pPr>
             <w:r>
-              <w:t xml:space="preserve">Product shelf life — </w:t>
-            </w:r>
-            <w:r>
-              <w:rPr>
-                <w:b/>
-                <w:bCs/>
-              </w:rPr>
-              <w:t xml:space="preserve">Used for Independent </w:t>
+              <w:rPr>
+                <w:rFonts w:ascii="Times New Roman" w:hAnsi="Times New Roman" w:cs="Times New Roman"/>
+              </w:rPr>
+              <w:t xml:space="preserve">Product shelf life — Used for Independent </w:t>
             </w:r>
             <m:oMath>
               <m:r>
                 <w:rPr>
-                  <w:rFonts w:ascii="Cambria Math" w:hAnsi="Cambria Math"/>
+                  <w:rFonts w:ascii="Cambria Math" w:hAnsi="Cambria Math" w:cs="Times New Roman"/>
                 </w:rPr>
                 <m:t>t</m:t>
               </m:r>
             </m:oMath>
             <w:r>
               <w:rPr>
-                <w:b/>
-                <w:bCs/>
-              </w:rPr>
-              <w:t>-Test</w:t>
-            </w:r>
-            <w:r>
-              <w:t>.</w:t>
+                <w:rFonts w:ascii="Times New Roman" w:hAnsi="Times New Roman" w:cs="Times New Roman"/>
+              </w:rPr>
+              <w:t>-Test.</w:t>
             </w:r>
           </w:p>
         </w:tc>
@@ -899,105 +1346,174 @@
       <w:tr>
         <w:tc>
           <w:tcPr>
-            <w:tcW w:w="1980" w:type="dxa"/>
+            <w:tcW w:w="2394" w:type="dxa"/>
+            <w:tcBorders>
+              <w:bottom w:val="single" w:sz="4" w:space="0" w:color="auto"/>
+            </w:tcBorders>
           </w:tcPr>
           <w:p>
             <w:pPr>
               <w:pStyle w:val="Compact"/>
+              <w:jc w:val="both"/>
+              <w:rPr>
+                <w:rFonts w:ascii="Times New Roman" w:hAnsi="Times New Roman" w:cs="Times New Roman"/>
+              </w:rPr>
             </w:pPr>
             <w:r>
               <w:rPr>
                 <w:rStyle w:val="VerbatimChar"/>
+                <w:rFonts w:ascii="Times New Roman" w:hAnsi="Times New Roman" w:cs="Times New Roman"/>
                 <w:b/>
                 <w:bCs/>
               </w:rPr>
-              <w:t>Sensory_Score</w:t>
+              <w:t>Sensory</w:t>
+            </w:r>
+            <w:r>
+              <w:rPr>
+                <w:rStyle w:val="VerbatimChar"/>
+                <w:rFonts w:ascii="Times New Roman" w:hAnsi="Times New Roman" w:cs="Times New Roman"/>
+                <w:b/>
+                <w:bCs/>
+              </w:rPr>
+              <w:t xml:space="preserve"> </w:t>
+            </w:r>
+            <w:r>
+              <w:rPr>
+                <w:rStyle w:val="VerbatimChar"/>
+                <w:rFonts w:ascii="Times New Roman" w:hAnsi="Times New Roman" w:cs="Times New Roman"/>
+                <w:b/>
+                <w:bCs/>
+              </w:rPr>
+              <w:t>Score</w:t>
             </w:r>
           </w:p>
         </w:tc>
         <w:tc>
           <w:tcPr>
-            <w:tcW w:w="1980" w:type="dxa"/>
+            <w:tcW w:w="2394" w:type="dxa"/>
+            <w:tcBorders>
+              <w:bottom w:val="single" w:sz="4" w:space="0" w:color="auto"/>
+            </w:tcBorders>
           </w:tcPr>
           <w:p>
             <w:pPr>
               <w:pStyle w:val="Compact"/>
+              <w:jc w:val="both"/>
+              <w:rPr>
+                <w:rFonts w:ascii="Times New Roman" w:hAnsi="Times New Roman" w:cs="Times New Roman"/>
+              </w:rPr>
             </w:pPr>
             <w:r>
+              <w:rPr>
+                <w:rFonts w:ascii="Times New Roman" w:hAnsi="Times New Roman" w:cs="Times New Roman"/>
+              </w:rPr>
               <w:t>Ordinal</w:t>
             </w:r>
           </w:p>
         </w:tc>
         <w:tc>
           <w:tcPr>
-            <w:tcW w:w="1980" w:type="dxa"/>
+            <w:tcW w:w="1890" w:type="dxa"/>
+            <w:tcBorders>
+              <w:bottom w:val="single" w:sz="4" w:space="0" w:color="auto"/>
+            </w:tcBorders>
           </w:tcPr>
           <w:p>
             <w:pPr>
               <w:pStyle w:val="Compact"/>
+              <w:jc w:val="both"/>
+              <w:rPr>
+                <w:rFonts w:ascii="Times New Roman" w:hAnsi="Times New Roman" w:cs="Times New Roman"/>
+              </w:rPr>
             </w:pPr>
             <w:r>
+              <w:rPr>
+                <w:rFonts w:ascii="Times New Roman" w:hAnsi="Times New Roman" w:cs="Times New Roman"/>
+              </w:rPr>
               <w:t>Discrete (1–5)</w:t>
             </w:r>
           </w:p>
         </w:tc>
         <w:tc>
           <w:tcPr>
-            <w:tcW w:w="1980" w:type="dxa"/>
+            <w:tcW w:w="2898" w:type="dxa"/>
+            <w:tcBorders>
+              <w:bottom w:val="single" w:sz="4" w:space="0" w:color="auto"/>
+            </w:tcBorders>
           </w:tcPr>
           <w:p>
             <w:pPr>
               <w:pStyle w:val="Compact"/>
+              <w:rPr>
+                <w:rFonts w:ascii="Times New Roman" w:hAnsi="Times New Roman" w:cs="Times New Roman"/>
+              </w:rPr>
             </w:pPr>
             <w:r>
-              <w:t xml:space="preserve">Quality rating — </w:t>
-            </w:r>
-            <w:r>
-              <w:rPr>
-                <w:b/>
-                <w:bCs/>
-              </w:rPr>
-              <w:t>Used for Non-Parametric / Descriptive practice</w:t>
-            </w:r>
-            <w:r>
-              <w:t>.</w:t>
+              <w:rPr>
+                <w:rFonts w:ascii="Times New Roman" w:hAnsi="Times New Roman" w:cs="Times New Roman"/>
+              </w:rPr>
+              <w:t>Quality rating — Used for Non-Parametric / Descriptive practice.</w:t>
             </w:r>
           </w:p>
         </w:tc>
       </w:tr>
     </w:tbl>
     <w:p>
-      <w:r>
-        <w:lastRenderedPageBreak/>
-        <w:pict w14:anchorId="06A448D2">
-          <v:rect id="_x0000_i1026" style="width:0;height:1.5pt" o:hralign="center" o:hrstd="t" o:hr="t"/>
-        </w:pict>
-      </w:r>
+      <w:pPr>
+        <w:jc w:val="both"/>
+        <w:rPr>
+          <w:rFonts w:ascii="Times New Roman" w:hAnsi="Times New Roman" w:cs="Times New Roman"/>
+        </w:rPr>
+      </w:pPr>
     </w:p>
     <w:p>
       <w:pPr>
         <w:pStyle w:val="Heading2"/>
+        <w:jc w:val="both"/>
+        <w:rPr>
+          <w:rFonts w:ascii="Times New Roman" w:hAnsi="Times New Roman" w:cs="Times New Roman"/>
+          <w:b/>
+          <w:bCs/>
+          <w:color w:val="auto"/>
+        </w:rPr>
       </w:pPr>
       <w:bookmarkStart w:id="2" w:name="Xd48a2be9c8a500523753ec5aa630e02d1fd95bb"/>
       <w:bookmarkEnd w:id="1"/>
       <w:r>
+        <w:rPr>
+          <w:rFonts w:ascii="Times New Roman" w:hAnsi="Times New Roman" w:cs="Times New Roman"/>
+          <w:b/>
+          <w:bCs/>
+          <w:color w:val="auto"/>
+        </w:rPr>
         <w:t>SPSS Hands-on Practice Guide for Participants</w:t>
       </w:r>
     </w:p>
     <w:p>
       <w:pPr>
-        <w:pStyle w:val="FirstParagraph"/>
-      </w:pPr>
-      <w:r>
-        <w:t>You can guide the participants through these 4 exact exercises during the session:</w:t>
-      </w:r>
+        <w:pStyle w:val="Heading3"/>
+        <w:jc w:val="both"/>
+        <w:rPr>
+          <w:rFonts w:ascii="Times New Roman" w:hAnsi="Times New Roman" w:cs="Times New Roman"/>
+          <w:color w:val="auto"/>
+        </w:rPr>
+      </w:pPr>
+      <w:bookmarkStart w:id="3" w:name="X4dd085d5c519da497dd55b942214a6b4e93a3fa"/>
     </w:p>
     <w:p>
       <w:pPr>
         <w:pStyle w:val="Heading3"/>
-      </w:pPr>
-      <w:bookmarkStart w:id="3" w:name="X4dd085d5c519da497dd55b942214a6b4e93a3fa"/>
-      <w:r>
+        <w:jc w:val="both"/>
+        <w:rPr>
+          <w:rFonts w:ascii="Times New Roman" w:hAnsi="Times New Roman" w:cs="Times New Roman"/>
+          <w:color w:val="auto"/>
+        </w:rPr>
+      </w:pPr>
+      <w:r>
+        <w:rPr>
+          <w:rFonts w:ascii="Times New Roman" w:hAnsi="Times New Roman" w:cs="Times New Roman"/>
+          <w:color w:val="auto"/>
+        </w:rPr>
         <w:t>Exercise 1: Checking Data Normality (Shapiro-Wilk)</w:t>
       </w:r>
     </w:p>
@@ -1006,26 +1522,40 @@
         <w:pStyle w:val="Compact"/>
         <w:numPr>
           <w:ilvl w:val="0"/>
-          <w:numId w:val="2"/>
+          <w:numId w:val="9"/>
         </w:numPr>
-      </w:pPr>
-      <w:r>
-        <w:rPr>
+        <w:jc w:val="both"/>
+        <w:rPr>
+          <w:rFonts w:ascii="Times New Roman" w:hAnsi="Times New Roman" w:cs="Times New Roman"/>
+        </w:rPr>
+      </w:pPr>
+      <w:r>
+        <w:rPr>
+          <w:rFonts w:ascii="Times New Roman" w:hAnsi="Times New Roman" w:cs="Times New Roman"/>
           <w:b/>
           <w:bCs/>
         </w:rPr>
         <w:t>Goal:</w:t>
       </w:r>
       <w:r>
+        <w:rPr>
+          <w:rFonts w:ascii="Times New Roman" w:hAnsi="Times New Roman" w:cs="Times New Roman"/>
+        </w:rPr>
         <w:t xml:space="preserve"> Verify if </w:t>
       </w:r>
+      <w:proofErr w:type="spellStart"/>
       <w:r>
         <w:rPr>
           <w:rStyle w:val="VerbatimChar"/>
+          <w:rFonts w:ascii="Times New Roman" w:hAnsi="Times New Roman" w:cs="Times New Roman"/>
         </w:rPr>
         <w:t>Enzyme_Activity</w:t>
       </w:r>
-      <w:r>
+      <w:proofErr w:type="spellEnd"/>
+      <w:r>
+        <w:rPr>
+          <w:rFonts w:ascii="Times New Roman" w:hAnsi="Times New Roman" w:cs="Times New Roman"/>
+        </w:rPr>
         <w:t xml:space="preserve"> follows a normal distribution.</w:t>
       </w:r>
     </w:p>
@@ -1034,22 +1564,31 @@
         <w:pStyle w:val="Compact"/>
         <w:numPr>
           <w:ilvl w:val="0"/>
-          <w:numId w:val="2"/>
+          <w:numId w:val="9"/>
         </w:numPr>
-      </w:pPr>
-      <w:r>
-        <w:rPr>
+        <w:jc w:val="both"/>
+        <w:rPr>
+          <w:rFonts w:ascii="Times New Roman" w:hAnsi="Times New Roman" w:cs="Times New Roman"/>
+        </w:rPr>
+      </w:pPr>
+      <w:r>
+        <w:rPr>
+          <w:rFonts w:ascii="Times New Roman" w:hAnsi="Times New Roman" w:cs="Times New Roman"/>
           <w:b/>
           <w:bCs/>
         </w:rPr>
         <w:t>SPSS Menu:</w:t>
       </w:r>
       <w:r>
+        <w:rPr>
+          <w:rFonts w:ascii="Times New Roman" w:hAnsi="Times New Roman" w:cs="Times New Roman"/>
+        </w:rPr>
         <w:t xml:space="preserve"> </w:t>
       </w:r>
       <w:r>
         <w:rPr>
           <w:rStyle w:val="VerbatimChar"/>
+          <w:rFonts w:ascii="Times New Roman" w:hAnsi="Times New Roman" w:cs="Times New Roman"/>
         </w:rPr>
         <w:t>Analyze &gt; Descriptive Statistics &gt; Explore...</w:t>
       </w:r>
@@ -1059,36 +1598,54 @@
         <w:pStyle w:val="Compact"/>
         <w:numPr>
           <w:ilvl w:val="0"/>
-          <w:numId w:val="2"/>
+          <w:numId w:val="9"/>
         </w:numPr>
-      </w:pPr>
-      <w:r>
-        <w:rPr>
+        <w:jc w:val="both"/>
+        <w:rPr>
+          <w:rFonts w:ascii="Times New Roman" w:hAnsi="Times New Roman" w:cs="Times New Roman"/>
+        </w:rPr>
+      </w:pPr>
+      <w:r>
+        <w:rPr>
+          <w:rFonts w:ascii="Times New Roman" w:hAnsi="Times New Roman" w:cs="Times New Roman"/>
           <w:b/>
           <w:bCs/>
         </w:rPr>
         <w:t>Settings:</w:t>
       </w:r>
       <w:r>
+        <w:rPr>
+          <w:rFonts w:ascii="Times New Roman" w:hAnsi="Times New Roman" w:cs="Times New Roman"/>
+        </w:rPr>
         <w:t xml:space="preserve"> Move </w:t>
       </w:r>
+      <w:proofErr w:type="spellStart"/>
       <w:r>
         <w:rPr>
           <w:rStyle w:val="VerbatimChar"/>
+          <w:rFonts w:ascii="Times New Roman" w:hAnsi="Times New Roman" w:cs="Times New Roman"/>
         </w:rPr>
         <w:t>Enzyme_Activity</w:t>
       </w:r>
-      <w:r>
+      <w:proofErr w:type="spellEnd"/>
+      <w:r>
+        <w:rPr>
+          <w:rFonts w:ascii="Times New Roman" w:hAnsi="Times New Roman" w:cs="Times New Roman"/>
+        </w:rPr>
         <w:t xml:space="preserve"> into </w:t>
       </w:r>
       <w:r>
         <w:rPr>
+          <w:rFonts w:ascii="Times New Roman" w:hAnsi="Times New Roman" w:cs="Times New Roman"/>
           <w:b/>
           <w:bCs/>
         </w:rPr>
         <w:t>Dependent List</w:t>
       </w:r>
       <w:r>
+        <w:rPr>
+          <w:rFonts w:ascii="Times New Roman" w:hAnsi="Times New Roman" w:cs="Times New Roman"/>
+        </w:rPr>
         <w:t xml:space="preserve"> </w:t>
       </w:r>
       <m:oMath>
@@ -1097,22 +1654,29 @@
             <m:sty m:val="p"/>
           </m:rPr>
           <w:rPr>
-            <w:rFonts w:ascii="Cambria Math" w:hAnsi="Cambria Math"/>
+            <w:rFonts w:ascii="Cambria Math" w:hAnsi="Cambria Math" w:cs="Times New Roman"/>
           </w:rPr>
           <m:t>→</m:t>
         </m:r>
       </m:oMath>
       <w:r>
+        <w:rPr>
+          <w:rFonts w:ascii="Times New Roman" w:hAnsi="Times New Roman" w:cs="Times New Roman"/>
+        </w:rPr>
         <w:t xml:space="preserve"> Click </w:t>
       </w:r>
       <w:r>
         <w:rPr>
+          <w:rFonts w:ascii="Times New Roman" w:hAnsi="Times New Roman" w:cs="Times New Roman"/>
           <w:b/>
           <w:bCs/>
         </w:rPr>
         <w:t>Plots…</w:t>
       </w:r>
       <w:r>
+        <w:rPr>
+          <w:rFonts w:ascii="Times New Roman" w:hAnsi="Times New Roman" w:cs="Times New Roman"/>
+        </w:rPr>
         <w:t xml:space="preserve"> </w:t>
       </w:r>
       <m:oMath>
@@ -1121,22 +1685,29 @@
             <m:sty m:val="p"/>
           </m:rPr>
           <w:rPr>
-            <w:rFonts w:ascii="Cambria Math" w:hAnsi="Cambria Math"/>
+            <w:rFonts w:ascii="Cambria Math" w:hAnsi="Cambria Math" w:cs="Times New Roman"/>
           </w:rPr>
           <m:t>→</m:t>
         </m:r>
       </m:oMath>
       <w:r>
+        <w:rPr>
+          <w:rFonts w:ascii="Times New Roman" w:hAnsi="Times New Roman" w:cs="Times New Roman"/>
+        </w:rPr>
         <w:t xml:space="preserve"> Check </w:t>
       </w:r>
       <w:r>
         <w:rPr>
+          <w:rFonts w:ascii="Times New Roman" w:hAnsi="Times New Roman" w:cs="Times New Roman"/>
           <w:b/>
           <w:bCs/>
         </w:rPr>
         <w:t>Normality plots with tests</w:t>
       </w:r>
       <w:r>
+        <w:rPr>
+          <w:rFonts w:ascii="Times New Roman" w:hAnsi="Times New Roman" w:cs="Times New Roman"/>
+        </w:rPr>
         <w:t>.</w:t>
       </w:r>
     </w:p>
@@ -1145,23 +1716,31 @@
         <w:pStyle w:val="Compact"/>
         <w:numPr>
           <w:ilvl w:val="0"/>
-          <w:numId w:val="2"/>
+          <w:numId w:val="9"/>
         </w:numPr>
-      </w:pPr>
-      <w:r>
-        <w:rPr>
+        <w:jc w:val="both"/>
+        <w:rPr>
+          <w:rFonts w:ascii="Times New Roman" w:hAnsi="Times New Roman" w:cs="Times New Roman"/>
+        </w:rPr>
+      </w:pPr>
+      <w:r>
+        <w:rPr>
+          <w:rFonts w:ascii="Times New Roman" w:hAnsi="Times New Roman" w:cs="Times New Roman"/>
           <w:b/>
           <w:bCs/>
         </w:rPr>
         <w:t>Expected Result:</w:t>
       </w:r>
       <w:r>
+        <w:rPr>
+          <w:rFonts w:ascii="Times New Roman" w:hAnsi="Times New Roman" w:cs="Times New Roman"/>
+        </w:rPr>
         <w:t xml:space="preserve"> </w:t>
       </w:r>
       <m:oMath>
         <m:r>
           <w:rPr>
-            <w:rFonts w:ascii="Cambria Math" w:hAnsi="Cambria Math"/>
+            <w:rFonts w:ascii="Cambria Math" w:hAnsi="Cambria Math" w:cs="Times New Roman"/>
           </w:rPr>
           <m:t>p</m:t>
         </m:r>
@@ -1170,46 +1749,64 @@
             <m:sty m:val="p"/>
           </m:rPr>
           <w:rPr>
-            <w:rFonts w:ascii="Cambria Math" w:hAnsi="Cambria Math"/>
+            <w:rFonts w:ascii="Cambria Math" w:hAnsi="Cambria Math" w:cs="Times New Roman"/>
           </w:rPr>
           <m:t>&gt;</m:t>
         </m:r>
         <m:r>
           <w:rPr>
-            <w:rFonts w:ascii="Cambria Math" w:hAnsi="Cambria Math"/>
+            <w:rFonts w:ascii="Cambria Math" w:hAnsi="Cambria Math" w:cs="Times New Roman"/>
           </w:rPr>
           <m:t>0.05</m:t>
         </m:r>
       </m:oMath>
       <w:r>
+        <w:rPr>
+          <w:rFonts w:ascii="Times New Roman" w:hAnsi="Times New Roman" w:cs="Times New Roman"/>
+        </w:rPr>
         <w:t xml:space="preserve"> (Shapiro-Wilk), confirming parametric tests are appropriate.</w:t>
       </w:r>
     </w:p>
     <w:p>
-      <w:r>
-        <w:pict w14:anchorId="678A637F">
-          <v:rect id="_x0000_i1027" style="width:0;height:1.5pt" o:hralign="center" o:hrstd="t" o:hr="t"/>
-        </w:pict>
-      </w:r>
+      <w:pPr>
+        <w:jc w:val="both"/>
+        <w:rPr>
+          <w:rFonts w:ascii="Times New Roman" w:hAnsi="Times New Roman" w:cs="Times New Roman"/>
+        </w:rPr>
+      </w:pPr>
     </w:p>
     <w:p>
       <w:pPr>
         <w:pStyle w:val="Heading3"/>
+        <w:jc w:val="both"/>
+        <w:rPr>
+          <w:rFonts w:ascii="Times New Roman" w:hAnsi="Times New Roman" w:cs="Times New Roman"/>
+          <w:color w:val="auto"/>
+        </w:rPr>
       </w:pPr>
       <w:bookmarkStart w:id="4" w:name="X4cbf30d3b362533a2d45599e6456c5acd42c928"/>
       <w:bookmarkEnd w:id="3"/>
       <w:r>
+        <w:rPr>
+          <w:rFonts w:ascii="Times New Roman" w:hAnsi="Times New Roman" w:cs="Times New Roman"/>
+          <w:color w:val="auto"/>
+        </w:rPr>
         <w:t xml:space="preserve">Exercise 2: Comparing 2 Groups (Independent Samples </w:t>
       </w:r>
       <m:oMath>
         <m:r>
           <w:rPr>
-            <w:rFonts w:ascii="Cambria Math" w:hAnsi="Cambria Math"/>
+            <w:rFonts w:ascii="Cambria Math" w:hAnsi="Cambria Math" w:cs="Times New Roman"/>
+            <w:color w:val="auto"/>
           </w:rPr>
           <m:t>t</m:t>
         </m:r>
       </m:oMath>
       <w:r>
+        <w:rPr>
+          <w:rFonts w:ascii="Times New Roman" w:hAnsi="Times New Roman" w:cs="Times New Roman"/>
+          <w:color w:val="auto"/>
+        </w:rPr>
         <w:t>-Test)</w:t>
       </w:r>
     </w:p>
@@ -1217,37 +1814,57 @@
       <w:pPr>
         <w:numPr>
           <w:ilvl w:val="0"/>
-          <w:numId w:val="3"/>
+          <w:numId w:val="8"/>
         </w:numPr>
-      </w:pPr>
-      <w:r>
-        <w:rPr>
+        <w:jc w:val="both"/>
+        <w:rPr>
+          <w:rFonts w:ascii="Times New Roman" w:hAnsi="Times New Roman" w:cs="Times New Roman"/>
+        </w:rPr>
+      </w:pPr>
+      <w:r>
+        <w:rPr>
+          <w:rFonts w:ascii="Times New Roman" w:hAnsi="Times New Roman" w:cs="Times New Roman"/>
           <w:b/>
           <w:bCs/>
         </w:rPr>
         <w:t>Research Question:</w:t>
       </w:r>
       <w:r>
+        <w:rPr>
+          <w:rFonts w:ascii="Times New Roman" w:hAnsi="Times New Roman" w:cs="Times New Roman"/>
+        </w:rPr>
         <w:t xml:space="preserve"> Does product shelf life differ significantly between </w:t>
       </w:r>
-      <w:r>
-        <w:rPr>
+      <w:proofErr w:type="spellStart"/>
+      <w:r>
+        <w:rPr>
+          <w:rFonts w:ascii="Times New Roman" w:hAnsi="Times New Roman" w:cs="Times New Roman"/>
           <w:i/>
           <w:iCs/>
         </w:rPr>
         <w:t>Packaging_A</w:t>
       </w:r>
-      <w:r>
+      <w:proofErr w:type="spellEnd"/>
+      <w:r>
+        <w:rPr>
+          <w:rFonts w:ascii="Times New Roman" w:hAnsi="Times New Roman" w:cs="Times New Roman"/>
+        </w:rPr>
         <w:t xml:space="preserve"> and </w:t>
       </w:r>
-      <w:r>
-        <w:rPr>
+      <w:proofErr w:type="spellStart"/>
+      <w:r>
+        <w:rPr>
+          <w:rFonts w:ascii="Times New Roman" w:hAnsi="Times New Roman" w:cs="Times New Roman"/>
           <w:i/>
           <w:iCs/>
         </w:rPr>
         <w:t>Packaging_B</w:t>
       </w:r>
-      <w:r>
+      <w:proofErr w:type="spellEnd"/>
+      <w:r>
+        <w:rPr>
+          <w:rFonts w:ascii="Times New Roman" w:hAnsi="Times New Roman" w:cs="Times New Roman"/>
+        </w:rPr>
         <w:t>?</w:t>
       </w:r>
     </w:p>
@@ -1255,22 +1872,32 @@
       <w:pPr>
         <w:numPr>
           <w:ilvl w:val="0"/>
-          <w:numId w:val="3"/>
+          <w:numId w:val="8"/>
         </w:numPr>
-      </w:pPr>
-      <w:r>
-        <w:rPr>
+        <w:jc w:val="both"/>
+        <w:rPr>
+          <w:rFonts w:ascii="Times New Roman" w:hAnsi="Times New Roman" w:cs="Times New Roman"/>
+        </w:rPr>
+      </w:pPr>
+      <w:r>
+        <w:rPr>
+          <w:rFonts w:ascii="Times New Roman" w:hAnsi="Times New Roman" w:cs="Times New Roman"/>
           <w:b/>
           <w:bCs/>
         </w:rPr>
+        <w:lastRenderedPageBreak/>
         <w:t>SPSS Menu:</w:t>
       </w:r>
       <w:r>
+        <w:rPr>
+          <w:rFonts w:ascii="Times New Roman" w:hAnsi="Times New Roman" w:cs="Times New Roman"/>
+        </w:rPr>
         <w:t xml:space="preserve"> </w:t>
       </w:r>
       <w:r>
         <w:rPr>
           <w:rStyle w:val="VerbatimChar"/>
+          <w:rFonts w:ascii="Times New Roman" w:hAnsi="Times New Roman" w:cs="Times New Roman"/>
         </w:rPr>
         <w:t>Analyze &gt; Compare Means &gt; Independent-Samples T Test...</w:t>
       </w:r>
@@ -1279,11 +1906,16 @@
       <w:pPr>
         <w:numPr>
           <w:ilvl w:val="0"/>
-          <w:numId w:val="3"/>
+          <w:numId w:val="8"/>
         </w:numPr>
-      </w:pPr>
-      <w:r>
-        <w:rPr>
+        <w:jc w:val="both"/>
+        <w:rPr>
+          <w:rFonts w:ascii="Times New Roman" w:hAnsi="Times New Roman" w:cs="Times New Roman"/>
+        </w:rPr>
+      </w:pPr>
+      <w:r>
+        <w:rPr>
+          <w:rFonts w:ascii="Times New Roman" w:hAnsi="Times New Roman" w:cs="Times New Roman"/>
           <w:b/>
           <w:bCs/>
         </w:rPr>
@@ -1294,54 +1926,89 @@
       <w:pPr>
         <w:numPr>
           <w:ilvl w:val="0"/>
-          <w:numId w:val="3"/>
+          <w:numId w:val="8"/>
         </w:numPr>
-      </w:pPr>
-      <w:r>
+        <w:jc w:val="both"/>
+        <w:rPr>
+          <w:rFonts w:ascii="Times New Roman" w:hAnsi="Times New Roman" w:cs="Times New Roman"/>
+        </w:rPr>
+      </w:pPr>
+      <w:r>
+        <w:rPr>
+          <w:rFonts w:ascii="Times New Roman" w:hAnsi="Times New Roman" w:cs="Times New Roman"/>
+        </w:rPr>
         <w:t xml:space="preserve">Test Variable: </w:t>
       </w:r>
+      <w:proofErr w:type="spellStart"/>
       <w:r>
         <w:rPr>
           <w:rStyle w:val="VerbatimChar"/>
+          <w:rFonts w:ascii="Times New Roman" w:hAnsi="Times New Roman" w:cs="Times New Roman"/>
         </w:rPr>
         <w:t>Shelf_Life_Days</w:t>
       </w:r>
+      <w:proofErr w:type="spellEnd"/>
     </w:p>
     <w:p>
       <w:pPr>
         <w:numPr>
           <w:ilvl w:val="0"/>
-          <w:numId w:val="3"/>
+          <w:numId w:val="8"/>
         </w:numPr>
-      </w:pPr>
-      <w:r>
+        <w:jc w:val="both"/>
+        <w:rPr>
+          <w:rFonts w:ascii="Times New Roman" w:hAnsi="Times New Roman" w:cs="Times New Roman"/>
+        </w:rPr>
+      </w:pPr>
+      <w:r>
+        <w:rPr>
+          <w:rFonts w:ascii="Times New Roman" w:hAnsi="Times New Roman" w:cs="Times New Roman"/>
+        </w:rPr>
         <w:t xml:space="preserve">Grouping Variable: </w:t>
       </w:r>
+      <w:proofErr w:type="spellStart"/>
       <w:r>
         <w:rPr>
           <w:rStyle w:val="VerbatimChar"/>
+          <w:rFonts w:ascii="Times New Roman" w:hAnsi="Times New Roman" w:cs="Times New Roman"/>
         </w:rPr>
         <w:t>Packaging_Type</w:t>
       </w:r>
-      <w:r>
+      <w:proofErr w:type="spellEnd"/>
+      <w:r>
+        <w:rPr>
+          <w:rFonts w:ascii="Times New Roman" w:hAnsi="Times New Roman" w:cs="Times New Roman"/>
+        </w:rPr>
         <w:t xml:space="preserve"> (Define Groups: </w:t>
       </w:r>
+      <w:proofErr w:type="spellStart"/>
       <w:r>
         <w:rPr>
           <w:rStyle w:val="VerbatimChar"/>
+          <w:rFonts w:ascii="Times New Roman" w:hAnsi="Times New Roman" w:cs="Times New Roman"/>
         </w:rPr>
         <w:t>Packaging_A</w:t>
       </w:r>
-      <w:r>
+      <w:proofErr w:type="spellEnd"/>
+      <w:r>
+        <w:rPr>
+          <w:rFonts w:ascii="Times New Roman" w:hAnsi="Times New Roman" w:cs="Times New Roman"/>
+        </w:rPr>
         <w:t xml:space="preserve">, </w:t>
       </w:r>
+      <w:proofErr w:type="spellStart"/>
       <w:r>
         <w:rPr>
           <w:rStyle w:val="VerbatimChar"/>
+          <w:rFonts w:ascii="Times New Roman" w:hAnsi="Times New Roman" w:cs="Times New Roman"/>
         </w:rPr>
         <w:t>Packaging_B</w:t>
       </w:r>
-      <w:r>
+      <w:proofErr w:type="spellEnd"/>
+      <w:r>
+        <w:rPr>
+          <w:rFonts w:ascii="Times New Roman" w:hAnsi="Times New Roman" w:cs="Times New Roman"/>
+        </w:rPr>
         <w:t>)</w:t>
       </w:r>
     </w:p>
@@ -1349,21 +2016,30 @@
       <w:pPr>
         <w:numPr>
           <w:ilvl w:val="0"/>
-          <w:numId w:val="3"/>
+          <w:numId w:val="8"/>
         </w:numPr>
-      </w:pPr>
-      <w:r>
-        <w:rPr>
+        <w:jc w:val="both"/>
+        <w:rPr>
+          <w:rFonts w:ascii="Times New Roman" w:hAnsi="Times New Roman" w:cs="Times New Roman"/>
+        </w:rPr>
+      </w:pPr>
+      <w:r>
+        <w:rPr>
+          <w:rFonts w:ascii="Times New Roman" w:hAnsi="Times New Roman" w:cs="Times New Roman"/>
           <w:b/>
           <w:bCs/>
         </w:rPr>
         <w:t>Expected Result:</w:t>
       </w:r>
       <w:r>
+        <w:rPr>
+          <w:rFonts w:ascii="Times New Roman" w:hAnsi="Times New Roman" w:cs="Times New Roman"/>
+        </w:rPr>
         <w:t xml:space="preserve"> </w:t>
       </w:r>
       <w:r>
         <w:rPr>
+          <w:rFonts w:ascii="Times New Roman" w:hAnsi="Times New Roman" w:cs="Times New Roman"/>
           <w:b/>
           <w:bCs/>
         </w:rPr>
@@ -1375,34 +2051,43 @@
             <m:sty m:val="p"/>
           </m:rPr>
           <w:rPr>
-            <w:rFonts w:ascii="Cambria Math" w:hAnsi="Cambria Math"/>
+            <w:rFonts w:ascii="Cambria Math" w:hAnsi="Cambria Math" w:cs="Times New Roman"/>
           </w:rPr>
           <m:t>&lt;</m:t>
         </m:r>
         <m:r>
           <w:rPr>
-            <w:rFonts w:ascii="Cambria Math" w:hAnsi="Cambria Math"/>
+            <w:rFonts w:ascii="Cambria Math" w:hAnsi="Cambria Math" w:cs="Times New Roman"/>
           </w:rPr>
           <m:t>0.001</m:t>
         </m:r>
       </m:oMath>
       <w:r>
+        <w:rPr>
+          <w:rFonts w:ascii="Times New Roman" w:hAnsi="Times New Roman" w:cs="Times New Roman"/>
+        </w:rPr>
         <w:t xml:space="preserve">. </w:t>
       </w:r>
-      <w:r>
-        <w:rPr>
+      <w:proofErr w:type="spellStart"/>
+      <w:r>
+        <w:rPr>
+          <w:rFonts w:ascii="Times New Roman" w:hAnsi="Times New Roman" w:cs="Times New Roman"/>
           <w:i/>
           <w:iCs/>
         </w:rPr>
         <w:t>Packaging_B</w:t>
       </w:r>
-      <w:r>
+      <w:proofErr w:type="spellEnd"/>
+      <w:r>
+        <w:rPr>
+          <w:rFonts w:ascii="Times New Roman" w:hAnsi="Times New Roman" w:cs="Times New Roman"/>
+        </w:rPr>
         <w:t xml:space="preserve"> yields significantly longer shelf life (</w:t>
       </w:r>
       <m:oMath>
         <m:r>
           <w:rPr>
-            <w:rFonts w:ascii="Cambria Math" w:hAnsi="Cambria Math"/>
+            <w:rFonts w:ascii="Cambria Math" w:hAnsi="Cambria Math" w:cs="Times New Roman"/>
           </w:rPr>
           <m:t>M</m:t>
         </m:r>
@@ -1411,40 +2096,70 @@
             <m:sty m:val="p"/>
           </m:rPr>
           <w:rPr>
-            <w:rFonts w:ascii="Cambria Math" w:hAnsi="Cambria Math"/>
+            <w:rFonts w:ascii="Cambria Math" w:hAnsi="Cambria Math" w:cs="Times New Roman"/>
           </w:rPr>
           <m:t>≈</m:t>
         </m:r>
         <m:r>
           <w:rPr>
-            <w:rFonts w:ascii="Cambria Math" w:hAnsi="Cambria Math"/>
+            <w:rFonts w:ascii="Cambria Math" w:hAnsi="Cambria Math" w:cs="Times New Roman"/>
           </w:rPr>
-          <m:t>22.5</m:t>
+          <m:t>2</m:t>
+        </m:r>
+        <m:r>
+          <w:rPr>
+            <w:rFonts w:ascii="Cambria Math" w:hAnsi="Cambria Math" w:cs="Times New Roman"/>
+          </w:rPr>
+          <m:t>3</m:t>
+        </m:r>
+        <m:r>
+          <w:rPr>
+            <w:rFonts w:ascii="Cambria Math" w:hAnsi="Cambria Math" w:cs="Times New Roman"/>
+          </w:rPr>
+          <m:t>.</m:t>
+        </m:r>
+        <m:r>
+          <w:rPr>
+            <w:rFonts w:ascii="Cambria Math" w:hAnsi="Cambria Math" w:cs="Times New Roman"/>
+          </w:rPr>
+          <m:t>1</m:t>
         </m:r>
         <m:r>
           <m:rPr>
             <m:nor/>
           </m:rPr>
+          <w:rPr>
+            <w:rFonts w:ascii="Times New Roman" w:hAnsi="Times New Roman" w:cs="Times New Roman"/>
+          </w:rPr>
           <m:t xml:space="preserve"> days</m:t>
         </m:r>
       </m:oMath>
       <w:r>
+        <w:rPr>
+          <w:rFonts w:ascii="Times New Roman" w:hAnsi="Times New Roman" w:cs="Times New Roman"/>
+        </w:rPr>
         <w:t xml:space="preserve">) than </w:t>
       </w:r>
-      <w:r>
-        <w:rPr>
+      <w:proofErr w:type="spellStart"/>
+      <w:r>
+        <w:rPr>
+          <w:rFonts w:ascii="Times New Roman" w:hAnsi="Times New Roman" w:cs="Times New Roman"/>
           <w:i/>
           <w:iCs/>
         </w:rPr>
         <w:t>Packaging_A</w:t>
       </w:r>
-      <w:r>
+      <w:proofErr w:type="spellEnd"/>
+      <w:r>
+        <w:rPr>
+          <w:rFonts w:ascii="Times New Roman" w:hAnsi="Times New Roman" w:cs="Times New Roman"/>
+        </w:rPr>
         <w:t xml:space="preserve"> (</w:t>
       </w:r>
       <m:oMath>
         <m:r>
           <w:rPr>
-            <w:rFonts w:ascii="Cambria Math" w:hAnsi="Cambria Math"/>
+            <w:rFonts w:ascii="Cambria Math" w:hAnsi="Cambria Math" w:cs="Times New Roman"/>
           </w:rPr>
           <m:t>M</m:t>
         </m:r>
@@ -1453,41 +2168,75 @@
             <m:sty m:val="p"/>
           </m:rPr>
           <w:rPr>
-            <w:rFonts w:ascii="Cambria Math" w:hAnsi="Cambria Math"/>
+            <w:rFonts w:ascii="Cambria Math" w:hAnsi="Cambria Math" w:cs="Times New Roman"/>
           </w:rPr>
           <m:t>≈</m:t>
         </m:r>
         <m:r>
           <w:rPr>
-            <w:rFonts w:ascii="Cambria Math" w:hAnsi="Cambria Math"/>
+            <w:rFonts w:ascii="Cambria Math" w:hAnsi="Cambria Math" w:cs="Times New Roman"/>
           </w:rPr>
-          <m:t>14.0</m:t>
+          <m:t>1</m:t>
+        </m:r>
+        <m:r>
+          <w:rPr>
+            <w:rFonts w:ascii="Cambria Math" w:hAnsi="Cambria Math" w:cs="Times New Roman"/>
+          </w:rPr>
+          <m:t>3</m:t>
+        </m:r>
+        <m:r>
+          <w:rPr>
+            <w:rFonts w:ascii="Cambria Math" w:hAnsi="Cambria Math" w:cs="Times New Roman"/>
+          </w:rPr>
+          <m:t>.</m:t>
+        </m:r>
+        <m:r>
+          <w:rPr>
+            <w:rFonts w:ascii="Cambria Math" w:hAnsi="Cambria Math" w:cs="Times New Roman"/>
+          </w:rPr>
+          <m:t>9</m:t>
         </m:r>
         <m:r>
           <m:rPr>
             <m:nor/>
           </m:rPr>
+          <w:rPr>
+            <w:rFonts w:ascii="Times New Roman" w:hAnsi="Times New Roman" w:cs="Times New Roman"/>
+          </w:rPr>
           <m:t xml:space="preserve"> days</m:t>
         </m:r>
       </m:oMath>
       <w:r>
+        <w:rPr>
+          <w:rFonts w:ascii="Times New Roman" w:hAnsi="Times New Roman" w:cs="Times New Roman"/>
+        </w:rPr>
         <w:t>).</w:t>
       </w:r>
     </w:p>
     <w:p>
-      <w:r>
-        <w:pict w14:anchorId="4317FCB7">
-          <v:rect id="_x0000_i1028" style="width:0;height:1.5pt" o:hralign="center" o:hrstd="t" o:hr="t"/>
-        </w:pict>
-      </w:r>
+      <w:pPr>
+        <w:jc w:val="both"/>
+        <w:rPr>
+          <w:rFonts w:ascii="Times New Roman" w:hAnsi="Times New Roman" w:cs="Times New Roman"/>
+        </w:rPr>
+      </w:pPr>
     </w:p>
     <w:p>
       <w:pPr>
         <w:pStyle w:val="Heading3"/>
+        <w:jc w:val="both"/>
+        <w:rPr>
+          <w:rFonts w:ascii="Times New Roman" w:hAnsi="Times New Roman" w:cs="Times New Roman"/>
+          <w:color w:val="auto"/>
+        </w:rPr>
       </w:pPr>
       <w:bookmarkStart w:id="5" w:name="Xab34702e65d45ebe123114cd203db1dbfab2c85"/>
       <w:bookmarkEnd w:id="4"/>
       <w:r>
+        <w:rPr>
+          <w:rFonts w:ascii="Times New Roman" w:hAnsi="Times New Roman" w:cs="Times New Roman"/>
+          <w:color w:val="auto"/>
+        </w:rPr>
         <w:t>Exercise 3: Comparing 3+ Groups (One-Way ANOVA &amp; Tukey Post-Hoc)</w:t>
       </w:r>
     </w:p>
@@ -1495,17 +2244,25 @@
       <w:pPr>
         <w:numPr>
           <w:ilvl w:val="0"/>
-          <w:numId w:val="4"/>
+          <w:numId w:val="7"/>
         </w:numPr>
-      </w:pPr>
-      <w:r>
-        <w:rPr>
+        <w:jc w:val="both"/>
+        <w:rPr>
+          <w:rFonts w:ascii="Times New Roman" w:hAnsi="Times New Roman" w:cs="Times New Roman"/>
+        </w:rPr>
+      </w:pPr>
+      <w:r>
+        <w:rPr>
+          <w:rFonts w:ascii="Times New Roman" w:hAnsi="Times New Roman" w:cs="Times New Roman"/>
           <w:b/>
           <w:bCs/>
         </w:rPr>
         <w:t>Research Question:</w:t>
       </w:r>
       <w:r>
+        <w:rPr>
+          <w:rFonts w:ascii="Times New Roman" w:hAnsi="Times New Roman" w:cs="Times New Roman"/>
+        </w:rPr>
         <w:t xml:space="preserve"> Does mean enzyme activity differ significantly across the three academic departments?</w:t>
       </w:r>
     </w:p>
@@ -1513,22 +2270,31 @@
       <w:pPr>
         <w:numPr>
           <w:ilvl w:val="0"/>
-          <w:numId w:val="4"/>
+          <w:numId w:val="7"/>
         </w:numPr>
-      </w:pPr>
-      <w:r>
-        <w:rPr>
+        <w:jc w:val="both"/>
+        <w:rPr>
+          <w:rFonts w:ascii="Times New Roman" w:hAnsi="Times New Roman" w:cs="Times New Roman"/>
+        </w:rPr>
+      </w:pPr>
+      <w:r>
+        <w:rPr>
+          <w:rFonts w:ascii="Times New Roman" w:hAnsi="Times New Roman" w:cs="Times New Roman"/>
           <w:b/>
           <w:bCs/>
         </w:rPr>
         <w:t>SPSS Menu:</w:t>
       </w:r>
       <w:r>
+        <w:rPr>
+          <w:rFonts w:ascii="Times New Roman" w:hAnsi="Times New Roman" w:cs="Times New Roman"/>
+        </w:rPr>
         <w:t xml:space="preserve"> </w:t>
       </w:r>
       <w:r>
         <w:rPr>
           <w:rStyle w:val="VerbatimChar"/>
+          <w:rFonts w:ascii="Times New Roman" w:hAnsi="Times New Roman" w:cs="Times New Roman"/>
         </w:rPr>
         <w:t>Analyze &gt; Compare Means &gt; One-Way ANOVA...</w:t>
       </w:r>
@@ -1537,11 +2303,16 @@
       <w:pPr>
         <w:numPr>
           <w:ilvl w:val="0"/>
-          <w:numId w:val="4"/>
+          <w:numId w:val="7"/>
         </w:numPr>
-      </w:pPr>
-      <w:r>
-        <w:rPr>
+        <w:jc w:val="both"/>
+        <w:rPr>
+          <w:rFonts w:ascii="Times New Roman" w:hAnsi="Times New Roman" w:cs="Times New Roman"/>
+        </w:rPr>
+      </w:pPr>
+      <w:r>
+        <w:rPr>
+          <w:rFonts w:ascii="Times New Roman" w:hAnsi="Times New Roman" w:cs="Times New Roman"/>
           <w:b/>
           <w:bCs/>
         </w:rPr>
@@ -1552,32 +2323,50 @@
       <w:pPr>
         <w:numPr>
           <w:ilvl w:val="0"/>
-          <w:numId w:val="4"/>
+          <w:numId w:val="7"/>
         </w:numPr>
-      </w:pPr>
-      <w:r>
+        <w:jc w:val="both"/>
+        <w:rPr>
+          <w:rFonts w:ascii="Times New Roman" w:hAnsi="Times New Roman" w:cs="Times New Roman"/>
+        </w:rPr>
+      </w:pPr>
+      <w:r>
+        <w:rPr>
+          <w:rFonts w:ascii="Times New Roman" w:hAnsi="Times New Roman" w:cs="Times New Roman"/>
+        </w:rPr>
         <w:t xml:space="preserve">Dependent List: </w:t>
       </w:r>
+      <w:proofErr w:type="spellStart"/>
       <w:r>
         <w:rPr>
           <w:rStyle w:val="VerbatimChar"/>
+          <w:rFonts w:ascii="Times New Roman" w:hAnsi="Times New Roman" w:cs="Times New Roman"/>
         </w:rPr>
         <w:t>Enzyme_Activity</w:t>
       </w:r>
+      <w:proofErr w:type="spellEnd"/>
     </w:p>
     <w:p>
       <w:pPr>
         <w:numPr>
           <w:ilvl w:val="0"/>
-          <w:numId w:val="4"/>
+          <w:numId w:val="7"/>
         </w:numPr>
-      </w:pPr>
-      <w:r>
+        <w:jc w:val="both"/>
+        <w:rPr>
+          <w:rFonts w:ascii="Times New Roman" w:hAnsi="Times New Roman" w:cs="Times New Roman"/>
+        </w:rPr>
+      </w:pPr>
+      <w:r>
+        <w:rPr>
+          <w:rFonts w:ascii="Times New Roman" w:hAnsi="Times New Roman" w:cs="Times New Roman"/>
+        </w:rPr>
         <w:t xml:space="preserve">Factor: </w:t>
       </w:r>
       <w:r>
         <w:rPr>
           <w:rStyle w:val="VerbatimChar"/>
+          <w:rFonts w:ascii="Times New Roman" w:hAnsi="Times New Roman" w:cs="Times New Roman"/>
         </w:rPr>
         <w:t>Department</w:t>
       </w:r>
@@ -1586,21 +2375,30 @@
       <w:pPr>
         <w:numPr>
           <w:ilvl w:val="0"/>
-          <w:numId w:val="4"/>
+          <w:numId w:val="7"/>
         </w:numPr>
-      </w:pPr>
-      <w:r>
-        <w:rPr>
+        <w:jc w:val="both"/>
+        <w:rPr>
+          <w:rFonts w:ascii="Times New Roman" w:hAnsi="Times New Roman" w:cs="Times New Roman"/>
+        </w:rPr>
+      </w:pPr>
+      <w:r>
+        <w:rPr>
+          <w:rFonts w:ascii="Times New Roman" w:hAnsi="Times New Roman" w:cs="Times New Roman"/>
           <w:b/>
           <w:bCs/>
         </w:rPr>
         <w:t>Post Hoc…</w:t>
       </w:r>
       <w:r>
+        <w:rPr>
+          <w:rFonts w:ascii="Times New Roman" w:hAnsi="Times New Roman" w:cs="Times New Roman"/>
+        </w:rPr>
         <w:t xml:space="preserve">: Check </w:t>
       </w:r>
       <w:r>
         <w:rPr>
+          <w:rFonts w:ascii="Times New Roman" w:hAnsi="Times New Roman" w:cs="Times New Roman"/>
           <w:b/>
           <w:bCs/>
         </w:rPr>
@@ -1611,22 +2409,30 @@
       <w:pPr>
         <w:numPr>
           <w:ilvl w:val="0"/>
-          <w:numId w:val="4"/>
+          <w:numId w:val="7"/>
         </w:numPr>
-      </w:pPr>
-      <w:r>
-        <w:rPr>
+        <w:jc w:val="both"/>
+        <w:rPr>
+          <w:rFonts w:ascii="Times New Roman" w:hAnsi="Times New Roman" w:cs="Times New Roman"/>
+        </w:rPr>
+      </w:pPr>
+      <w:r>
+        <w:rPr>
+          <w:rFonts w:ascii="Times New Roman" w:hAnsi="Times New Roman" w:cs="Times New Roman"/>
           <w:b/>
           <w:bCs/>
         </w:rPr>
-        <w:lastRenderedPageBreak/>
         <w:t>Expected Result:</w:t>
       </w:r>
       <w:r>
+        <w:rPr>
+          <w:rFonts w:ascii="Times New Roman" w:hAnsi="Times New Roman" w:cs="Times New Roman"/>
+        </w:rPr>
         <w:t xml:space="preserve"> </w:t>
       </w:r>
       <w:r>
         <w:rPr>
+          <w:rFonts w:ascii="Times New Roman" w:hAnsi="Times New Roman" w:cs="Times New Roman"/>
           <w:b/>
           <w:bCs/>
         </w:rPr>
@@ -1638,35 +2444,48 @@
             <m:sty m:val="p"/>
           </m:rPr>
           <w:rPr>
-            <w:rFonts w:ascii="Cambria Math" w:hAnsi="Cambria Math"/>
+            <w:rFonts w:ascii="Cambria Math" w:hAnsi="Cambria Math" w:cs="Times New Roman"/>
           </w:rPr>
           <m:t>&lt;</m:t>
         </m:r>
         <m:r>
           <w:rPr>
-            <w:rFonts w:ascii="Cambria Math" w:hAnsi="Cambria Math"/>
+            <w:rFonts w:ascii="Cambria Math" w:hAnsi="Cambria Math" w:cs="Times New Roman"/>
           </w:rPr>
           <m:t>0.001</m:t>
         </m:r>
       </m:oMath>
       <w:r>
+        <w:rPr>
+          <w:rFonts w:ascii="Times New Roman" w:hAnsi="Times New Roman" w:cs="Times New Roman"/>
+        </w:rPr>
         <w:t>. Tukey post-hoc reveals Applied Chemistry yields significantly higher activity than Microbiology and Food Science.</w:t>
       </w:r>
     </w:p>
     <w:p>
-      <w:r>
-        <w:pict w14:anchorId="0A46E2CF">
-          <v:rect id="_x0000_i1029" style="width:0;height:1.5pt" o:hralign="center" o:hrstd="t" o:hr="t"/>
-        </w:pict>
-      </w:r>
+      <w:pPr>
+        <w:jc w:val="both"/>
+        <w:rPr>
+          <w:rFonts w:ascii="Times New Roman" w:hAnsi="Times New Roman" w:cs="Times New Roman"/>
+        </w:rPr>
+      </w:pPr>
     </w:p>
     <w:p>
       <w:pPr>
         <w:pStyle w:val="Heading3"/>
+        <w:jc w:val="both"/>
+        <w:rPr>
+          <w:rFonts w:ascii="Times New Roman" w:hAnsi="Times New Roman" w:cs="Times New Roman"/>
+          <w:color w:val="auto"/>
+        </w:rPr>
       </w:pPr>
       <w:bookmarkStart w:id="6" w:name="Xe180106fe6c16a70697c59d697da81b79cc0cbb"/>
       <w:bookmarkEnd w:id="5"/>
       <w:r>
+        <w:rPr>
+          <w:rFonts w:ascii="Times New Roman" w:hAnsi="Times New Roman" w:cs="Times New Roman"/>
+          <w:color w:val="auto"/>
+        </w:rPr>
         <w:t>Exercise 4: Predicting Outcomes (Simple Linear Regression)</w:t>
       </w:r>
     </w:p>
@@ -1674,17 +2493,25 @@
       <w:pPr>
         <w:numPr>
           <w:ilvl w:val="0"/>
-          <w:numId w:val="5"/>
+          <w:numId w:val="6"/>
         </w:numPr>
-      </w:pPr>
-      <w:r>
-        <w:rPr>
+        <w:jc w:val="both"/>
+        <w:rPr>
+          <w:rFonts w:ascii="Times New Roman" w:hAnsi="Times New Roman" w:cs="Times New Roman"/>
+        </w:rPr>
+      </w:pPr>
+      <w:r>
+        <w:rPr>
+          <w:rFonts w:ascii="Times New Roman" w:hAnsi="Times New Roman" w:cs="Times New Roman"/>
           <w:b/>
           <w:bCs/>
         </w:rPr>
         <w:t>Research Question:</w:t>
       </w:r>
       <w:r>
+        <w:rPr>
+          <w:rFonts w:ascii="Times New Roman" w:hAnsi="Times New Roman" w:cs="Times New Roman"/>
+        </w:rPr>
         <w:t xml:space="preserve"> Can reaction temperature predict the percentage yield of the chemical/food process?</w:t>
       </w:r>
     </w:p>
@@ -1692,22 +2519,31 @@
       <w:pPr>
         <w:numPr>
           <w:ilvl w:val="0"/>
-          <w:numId w:val="5"/>
+          <w:numId w:val="6"/>
         </w:numPr>
-      </w:pPr>
-      <w:r>
-        <w:rPr>
+        <w:jc w:val="both"/>
+        <w:rPr>
+          <w:rFonts w:ascii="Times New Roman" w:hAnsi="Times New Roman" w:cs="Times New Roman"/>
+        </w:rPr>
+      </w:pPr>
+      <w:r>
+        <w:rPr>
+          <w:rFonts w:ascii="Times New Roman" w:hAnsi="Times New Roman" w:cs="Times New Roman"/>
           <w:b/>
           <w:bCs/>
         </w:rPr>
         <w:t>SPSS Menu:</w:t>
       </w:r>
       <w:r>
+        <w:rPr>
+          <w:rFonts w:ascii="Times New Roman" w:hAnsi="Times New Roman" w:cs="Times New Roman"/>
+        </w:rPr>
         <w:t xml:space="preserve"> </w:t>
       </w:r>
       <w:r>
         <w:rPr>
           <w:rStyle w:val="VerbatimChar"/>
+          <w:rFonts w:ascii="Times New Roman" w:hAnsi="Times New Roman" w:cs="Times New Roman"/>
         </w:rPr>
         <w:t>Analyze &gt; Regression &gt; Linear...</w:t>
       </w:r>
@@ -1716,11 +2552,16 @@
       <w:pPr>
         <w:numPr>
           <w:ilvl w:val="0"/>
-          <w:numId w:val="5"/>
+          <w:numId w:val="6"/>
         </w:numPr>
-      </w:pPr>
-      <w:r>
-        <w:rPr>
+        <w:jc w:val="both"/>
+        <w:rPr>
+          <w:rFonts w:ascii="Times New Roman" w:hAnsi="Times New Roman" w:cs="Times New Roman"/>
+        </w:rPr>
+      </w:pPr>
+      <w:r>
+        <w:rPr>
+          <w:rFonts w:ascii="Times New Roman" w:hAnsi="Times New Roman" w:cs="Times New Roman"/>
           <w:b/>
           <w:bCs/>
         </w:rPr>
@@ -1731,45 +2572,70 @@
       <w:pPr>
         <w:numPr>
           <w:ilvl w:val="0"/>
-          <w:numId w:val="5"/>
+          <w:numId w:val="6"/>
         </w:numPr>
-      </w:pPr>
-      <w:r>
+        <w:jc w:val="both"/>
+        <w:rPr>
+          <w:rFonts w:ascii="Times New Roman" w:hAnsi="Times New Roman" w:cs="Times New Roman"/>
+        </w:rPr>
+      </w:pPr>
+      <w:r>
+        <w:rPr>
+          <w:rFonts w:ascii="Times New Roman" w:hAnsi="Times New Roman" w:cs="Times New Roman"/>
+        </w:rPr>
         <w:t xml:space="preserve">Dependent: </w:t>
       </w:r>
+      <w:proofErr w:type="spellStart"/>
       <w:r>
         <w:rPr>
           <w:rStyle w:val="VerbatimChar"/>
+          <w:rFonts w:ascii="Times New Roman" w:hAnsi="Times New Roman" w:cs="Times New Roman"/>
         </w:rPr>
         <w:t>Yield_Pct</w:t>
       </w:r>
+      <w:proofErr w:type="spellEnd"/>
     </w:p>
     <w:p>
       <w:pPr>
         <w:numPr>
           <w:ilvl w:val="0"/>
-          <w:numId w:val="5"/>
+          <w:numId w:val="6"/>
         </w:numPr>
-      </w:pPr>
-      <w:r>
+        <w:jc w:val="both"/>
+        <w:rPr>
+          <w:rFonts w:ascii="Times New Roman" w:hAnsi="Times New Roman" w:cs="Times New Roman"/>
+        </w:rPr>
+      </w:pPr>
+      <w:r>
+        <w:rPr>
+          <w:rFonts w:ascii="Times New Roman" w:hAnsi="Times New Roman" w:cs="Times New Roman"/>
+        </w:rPr>
         <w:t xml:space="preserve">Independent(s): </w:t>
       </w:r>
+      <w:proofErr w:type="spellStart"/>
       <w:r>
         <w:rPr>
           <w:rStyle w:val="VerbatimChar"/>
+          <w:rFonts w:ascii="Times New Roman" w:hAnsi="Times New Roman" w:cs="Times New Roman"/>
         </w:rPr>
         <w:t>Temperature_C</w:t>
       </w:r>
+      <w:proofErr w:type="spellEnd"/>
     </w:p>
     <w:p>
       <w:pPr>
         <w:numPr>
           <w:ilvl w:val="0"/>
-          <w:numId w:val="5"/>
+          <w:numId w:val="6"/>
         </w:numPr>
-      </w:pPr>
-      <w:r>
-        <w:rPr>
+        <w:jc w:val="both"/>
+        <w:rPr>
+          <w:rFonts w:ascii="Times New Roman" w:hAnsi="Times New Roman" w:cs="Times New Roman"/>
+        </w:rPr>
+      </w:pPr>
+      <w:r>
+        <w:rPr>
+          <w:rFonts w:ascii="Times New Roman" w:hAnsi="Times New Roman" w:cs="Times New Roman"/>
           <w:b/>
           <w:bCs/>
         </w:rPr>
@@ -1780,17 +2646,25 @@
       <w:pPr>
         <w:numPr>
           <w:ilvl w:val="0"/>
-          <w:numId w:val="5"/>
+          <w:numId w:val="6"/>
         </w:numPr>
-      </w:pPr>
-      <w:r>
-        <w:rPr>
+        <w:jc w:val="both"/>
+        <w:rPr>
+          <w:rFonts w:ascii="Times New Roman" w:hAnsi="Times New Roman" w:cs="Times New Roman"/>
+        </w:rPr>
+      </w:pPr>
+      <w:r>
+        <w:rPr>
+          <w:rFonts w:ascii="Times New Roman" w:hAnsi="Times New Roman" w:cs="Times New Roman"/>
           <w:b/>
           <w:bCs/>
         </w:rPr>
         <w:t>Model Summary:</w:t>
       </w:r>
       <w:r>
+        <w:rPr>
+          <w:rFonts w:ascii="Times New Roman" w:hAnsi="Times New Roman" w:cs="Times New Roman"/>
+        </w:rPr>
         <w:t xml:space="preserve"> </w:t>
       </w:r>
       <m:oMath>
@@ -1798,14 +2672,14 @@
           <m:sSupPr>
             <m:ctrlPr>
               <w:rPr>
-                <w:rFonts w:ascii="Cambria Math" w:hAnsi="Cambria Math"/>
+                <w:rFonts w:ascii="Cambria Math" w:hAnsi="Cambria Math" w:cs="Times New Roman"/>
               </w:rPr>
             </m:ctrlPr>
           </m:sSupPr>
           <m:e>
             <m:r>
               <w:rPr>
-                <w:rFonts w:ascii="Cambria Math" w:hAnsi="Cambria Math"/>
+                <w:rFonts w:ascii="Cambria Math" w:hAnsi="Cambria Math" w:cs="Times New Roman"/>
               </w:rPr>
               <m:t>R</m:t>
             </m:r>
@@ -1813,7 +2687,7 @@
           <m:sup>
             <m:r>
               <w:rPr>
-                <w:rFonts w:ascii="Cambria Math" w:hAnsi="Cambria Math"/>
+                <w:rFonts w:ascii="Cambria Math" w:hAnsi="Cambria Math" w:cs="Times New Roman"/>
               </w:rPr>
               <m:t>2</m:t>
             </m:r>
@@ -1824,36 +2698,65 @@
             <m:sty m:val="p"/>
           </m:rPr>
           <w:rPr>
-            <w:rFonts w:ascii="Cambria Math" w:hAnsi="Cambria Math"/>
+            <w:rFonts w:ascii="Cambria Math" w:hAnsi="Cambria Math" w:cs="Times New Roman"/>
           </w:rPr>
           <m:t>≈</m:t>
         </m:r>
         <m:r>
           <w:rPr>
-            <w:rFonts w:ascii="Cambria Math" w:hAnsi="Cambria Math"/>
+            <w:rFonts w:ascii="Cambria Math" w:hAnsi="Cambria Math" w:cs="Times New Roman"/>
           </w:rPr>
-          <m:t>0.81</m:t>
+          <m:t>0.</m:t>
+        </m:r>
+        <m:r>
+          <w:rPr>
+            <w:rFonts w:ascii="Cambria Math" w:hAnsi="Cambria Math" w:cs="Times New Roman"/>
+          </w:rPr>
+          <m:t>978</m:t>
         </m:r>
       </m:oMath>
       <w:r>
-        <w:t xml:space="preserve"> (81% of yield variance explained by temperature).</w:t>
+        <w:rPr>
+          <w:rFonts w:ascii="Times New Roman" w:hAnsi="Times New Roman" w:cs="Times New Roman"/>
+        </w:rPr>
+        <w:t xml:space="preserve"> (</w:t>
+      </w:r>
+      <w:r>
+        <w:rPr>
+          <w:rFonts w:ascii="Times New Roman" w:hAnsi="Times New Roman" w:cs="Times New Roman"/>
+        </w:rPr>
+        <w:t>98</w:t>
+      </w:r>
+      <w:r>
+        <w:rPr>
+          <w:rFonts w:ascii="Times New Roman" w:hAnsi="Times New Roman" w:cs="Times New Roman"/>
+        </w:rPr>
+        <w:t>% of yield variance explained by temperature).</w:t>
       </w:r>
     </w:p>
     <w:p>
       <w:pPr>
         <w:numPr>
           <w:ilvl w:val="0"/>
-          <w:numId w:val="5"/>
+          <w:numId w:val="6"/>
         </w:numPr>
-      </w:pPr>
-      <w:r>
-        <w:rPr>
+        <w:jc w:val="both"/>
+        <w:rPr>
+          <w:rFonts w:ascii="Times New Roman" w:hAnsi="Times New Roman" w:cs="Times New Roman"/>
+        </w:rPr>
+      </w:pPr>
+      <w:r>
+        <w:rPr>
+          <w:rFonts w:ascii="Times New Roman" w:hAnsi="Times New Roman" w:cs="Times New Roman"/>
           <w:b/>
           <w:bCs/>
         </w:rPr>
         <w:t>Coefficients Table:</w:t>
       </w:r>
       <w:r>
+        <w:rPr>
+          <w:rFonts w:ascii="Times New Roman" w:hAnsi="Times New Roman" w:cs="Times New Roman"/>
+        </w:rPr>
         <w:t xml:space="preserve"> Regression equation: </w:t>
       </w:r>
       <m:oMath>
@@ -1861,6 +2764,9 @@
           <m:rPr>
             <m:nor/>
           </m:rPr>
+          <w:rPr>
+            <w:rFonts w:ascii="Times New Roman" w:hAnsi="Times New Roman" w:cs="Times New Roman"/>
+          </w:rPr>
           <m:t>Yield</m:t>
         </m:r>
         <m:r>
@@ -1868,37 +2774,55 @@
             <m:sty m:val="p"/>
           </m:rPr>
           <w:rPr>
-            <w:rFonts w:ascii="Cambria Math" w:hAnsi="Cambria Math"/>
+            <w:rFonts w:ascii="Cambria Math" w:hAnsi="Cambria Math" w:cs="Times New Roman"/>
           </w:rPr>
           <m:t>=</m:t>
         </m:r>
         <m:r>
           <w:rPr>
-            <w:rFonts w:ascii="Cambria Math" w:hAnsi="Cambria Math"/>
+            <w:rFonts w:ascii="Cambria Math" w:hAnsi="Cambria Math" w:cs="Times New Roman"/>
           </w:rPr>
-          <m:t>20.0</m:t>
+          <m:t>19</m:t>
+        </m:r>
+        <m:r>
+          <w:rPr>
+            <w:rFonts w:ascii="Cambria Math" w:hAnsi="Cambria Math" w:cs="Times New Roman"/>
+          </w:rPr>
+          <m:t>.</m:t>
+        </m:r>
+        <m:r>
+          <w:rPr>
+            <w:rFonts w:ascii="Cambria Math" w:hAnsi="Cambria Math" w:cs="Times New Roman"/>
+          </w:rPr>
+          <m:t>1</m:t>
         </m:r>
         <m:r>
           <m:rPr>
             <m:sty m:val="p"/>
           </m:rPr>
           <w:rPr>
-            <w:rFonts w:ascii="Cambria Math" w:hAnsi="Cambria Math"/>
+            <w:rFonts w:ascii="Cambria Math" w:hAnsi="Cambria Math" w:cs="Times New Roman"/>
           </w:rPr>
           <m:t>+</m:t>
         </m:r>
         <m:r>
           <w:rPr>
-            <w:rFonts w:ascii="Cambria Math" w:hAnsi="Cambria Math"/>
+            <w:rFonts w:ascii="Cambria Math" w:hAnsi="Cambria Math" w:cs="Times New Roman"/>
           </w:rPr>
-          <m:t>0.65</m:t>
+          <m:t>0.6</m:t>
+        </m:r>
+        <m:r>
+          <w:rPr>
+            <w:rFonts w:ascii="Cambria Math" w:hAnsi="Cambria Math" w:cs="Times New Roman"/>
+          </w:rPr>
+          <m:t>7</m:t>
         </m:r>
         <m:r>
           <m:rPr>
             <m:sty m:val="p"/>
           </m:rPr>
           <w:rPr>
-            <w:rFonts w:ascii="Cambria Math" w:hAnsi="Cambria Math"/>
+            <w:rFonts w:ascii="Cambria Math" w:hAnsi="Cambria Math" w:cs="Times New Roman"/>
           </w:rPr>
           <m:t>(</m:t>
         </m:r>
@@ -1906,6 +2830,9 @@
           <m:rPr>
             <m:nor/>
           </m:rPr>
+          <w:rPr>
+            <w:rFonts w:ascii="Times New Roman" w:hAnsi="Times New Roman" w:cs="Times New Roman"/>
+          </w:rPr>
           <m:t>Temperature</m:t>
         </m:r>
         <m:r>
@@ -1913,12 +2840,15 @@
             <m:sty m:val="p"/>
           </m:rPr>
           <w:rPr>
-            <w:rFonts w:ascii="Cambria Math" w:hAnsi="Cambria Math"/>
+            <w:rFonts w:ascii="Cambria Math" w:hAnsi="Cambria Math" w:cs="Times New Roman"/>
           </w:rPr>
           <m:t>)</m:t>
         </m:r>
       </m:oMath>
       <w:r>
+        <w:rPr>
+          <w:rFonts w:ascii="Times New Roman" w:hAnsi="Times New Roman" w:cs="Times New Roman"/>
+        </w:rPr>
         <w:t>.</w:t>
       </w:r>
       <w:bookmarkEnd w:id="2"/>
@@ -1929,8 +2859,9 @@
         <w:numRestart w:val="eachSect"/>
       </w:footnotePr>
       <w:pgSz w:w="12240" w:h="15840"/>
-      <w:pgMar w:top="1440" w:right="1440" w:bottom="1440" w:left="1440" w:header="720" w:footer="720" w:gutter="0"/>
+      <w:pgMar w:top="864" w:right="1080" w:bottom="1008" w:left="1080" w:header="720" w:footer="720" w:gutter="0"/>
       <w:cols w:space="720"/>
+      <w:docGrid w:linePitch="326"/>
     </w:sectPr>
   </w:body>
 </w:document>
@@ -2028,6 +2959,426 @@
       </w:pPr>
       <w:rPr>
         <w:rFonts w:ascii="Symbol" w:hAnsi="Symbol" w:cs="Symbol" w:hint="default"/>
+      </w:rPr>
+    </w:lvl>
+    <w:lvl w:ilvl="1">
+      <w:numFmt w:val="bullet"/>
+      <w:lvlText w:val="o"/>
+      <w:lvlJc w:val="left"/>
+      <w:pPr>
+        <w:ind w:left="1440" w:hanging="360"/>
+      </w:pPr>
+      <w:rPr>
+        <w:rFonts w:ascii="Courier New" w:hAnsi="Courier New" w:cs="Courier New" w:hint="default"/>
+      </w:rPr>
+    </w:lvl>
+    <w:lvl w:ilvl="2">
+      <w:numFmt w:val="bullet"/>
+      <w:lvlText w:val=""/>
+      <w:lvlJc w:val="left"/>
+      <w:pPr>
+        <w:ind w:left="2160" w:hanging="360"/>
+      </w:pPr>
+      <w:rPr>
+        <w:rFonts w:ascii="Wingdings" w:hAnsi="Wingdings" w:cs="Wingdings" w:hint="default"/>
+      </w:rPr>
+    </w:lvl>
+    <w:lvl w:ilvl="3">
+      <w:numFmt w:val="bullet"/>
+      <w:lvlText w:val=""/>
+      <w:lvlJc w:val="left"/>
+      <w:pPr>
+        <w:ind w:left="2880" w:hanging="360"/>
+      </w:pPr>
+      <w:rPr>
+        <w:rFonts w:ascii="Symbol" w:hAnsi="Symbol" w:cs="Symbol" w:hint="default"/>
+      </w:rPr>
+    </w:lvl>
+    <w:lvl w:ilvl="4">
+      <w:numFmt w:val="bullet"/>
+      <w:lvlText w:val="o"/>
+      <w:lvlJc w:val="left"/>
+      <w:pPr>
+        <w:ind w:left="3600" w:hanging="360"/>
+      </w:pPr>
+      <w:rPr>
+        <w:rFonts w:ascii="Courier New" w:hAnsi="Courier New" w:cs="Courier New" w:hint="default"/>
+      </w:rPr>
+    </w:lvl>
+    <w:lvl w:ilvl="5">
+      <w:numFmt w:val="bullet"/>
+      <w:lvlText w:val=""/>
+      <w:lvlJc w:val="left"/>
+      <w:pPr>
+        <w:ind w:left="4320" w:hanging="360"/>
+      </w:pPr>
+      <w:rPr>
+        <w:rFonts w:ascii="Wingdings" w:hAnsi="Wingdings" w:cs="Wingdings" w:hint="default"/>
+      </w:rPr>
+    </w:lvl>
+    <w:lvl w:ilvl="6">
+      <w:numFmt w:val="bullet"/>
+      <w:lvlText w:val=""/>
+      <w:lvlJc w:val="left"/>
+      <w:pPr>
+        <w:ind w:left="5040" w:hanging="360"/>
+      </w:pPr>
+      <w:rPr>
+        <w:rFonts w:ascii="Symbol" w:hAnsi="Symbol" w:cs="Symbol" w:hint="default"/>
+      </w:rPr>
+    </w:lvl>
+    <w:lvl w:ilvl="7">
+      <w:numFmt w:val="bullet"/>
+      <w:lvlText w:val="o"/>
+      <w:lvlJc w:val="left"/>
+      <w:pPr>
+        <w:ind w:left="5760" w:hanging="360"/>
+      </w:pPr>
+      <w:rPr>
+        <w:rFonts w:ascii="Courier New" w:hAnsi="Courier New" w:cs="Courier New" w:hint="default"/>
+      </w:rPr>
+    </w:lvl>
+    <w:lvl w:ilvl="8">
+      <w:numFmt w:val="bullet"/>
+      <w:lvlText w:val=""/>
+      <w:lvlJc w:val="left"/>
+      <w:pPr>
+        <w:ind w:left="6480" w:hanging="360"/>
+      </w:pPr>
+      <w:rPr>
+        <w:rFonts w:ascii="Wingdings" w:hAnsi="Wingdings" w:cs="Wingdings" w:hint="default"/>
+      </w:rPr>
+    </w:lvl>
+  </w:abstractNum>
+  <w:abstractNum w:abstractNumId="2" w15:restartNumberingAfterBreak="0">
+    <w:nsid w:val="0E156586"/>
+    <w:multiLevelType w:val="multilevel"/>
+    <w:tmpl w:val="3A02F258"/>
+    <w:lvl w:ilvl="0">
+      <w:start w:val="1"/>
+      <w:numFmt w:val="decimal"/>
+      <w:lvlText w:val="%1."/>
+      <w:lvlJc w:val="left"/>
+      <w:pPr>
+        <w:ind w:left="720" w:hanging="360"/>
+      </w:pPr>
+      <w:rPr>
+        <w:rFonts w:hint="default"/>
+      </w:rPr>
+    </w:lvl>
+    <w:lvl w:ilvl="1">
+      <w:numFmt w:val="bullet"/>
+      <w:lvlText w:val="o"/>
+      <w:lvlJc w:val="left"/>
+      <w:pPr>
+        <w:ind w:left="1440" w:hanging="360"/>
+      </w:pPr>
+      <w:rPr>
+        <w:rFonts w:ascii="Courier New" w:hAnsi="Courier New" w:cs="Courier New" w:hint="default"/>
+      </w:rPr>
+    </w:lvl>
+    <w:lvl w:ilvl="2">
+      <w:numFmt w:val="bullet"/>
+      <w:lvlText w:val=""/>
+      <w:lvlJc w:val="left"/>
+      <w:pPr>
+        <w:ind w:left="2160" w:hanging="360"/>
+      </w:pPr>
+      <w:rPr>
+        <w:rFonts w:ascii="Wingdings" w:hAnsi="Wingdings" w:cs="Wingdings" w:hint="default"/>
+      </w:rPr>
+    </w:lvl>
+    <w:lvl w:ilvl="3">
+      <w:numFmt w:val="bullet"/>
+      <w:lvlText w:val=""/>
+      <w:lvlJc w:val="left"/>
+      <w:pPr>
+        <w:ind w:left="2880" w:hanging="360"/>
+      </w:pPr>
+      <w:rPr>
+        <w:rFonts w:ascii="Symbol" w:hAnsi="Symbol" w:cs="Symbol" w:hint="default"/>
+      </w:rPr>
+    </w:lvl>
+    <w:lvl w:ilvl="4">
+      <w:numFmt w:val="bullet"/>
+      <w:lvlText w:val="o"/>
+      <w:lvlJc w:val="left"/>
+      <w:pPr>
+        <w:ind w:left="3600" w:hanging="360"/>
+      </w:pPr>
+      <w:rPr>
+        <w:rFonts w:ascii="Courier New" w:hAnsi="Courier New" w:cs="Courier New" w:hint="default"/>
+      </w:rPr>
+    </w:lvl>
+    <w:lvl w:ilvl="5">
+      <w:numFmt w:val="bullet"/>
+      <w:lvlText w:val=""/>
+      <w:lvlJc w:val="left"/>
+      <w:pPr>
+        <w:ind w:left="4320" w:hanging="360"/>
+      </w:pPr>
+      <w:rPr>
+        <w:rFonts w:ascii="Wingdings" w:hAnsi="Wingdings" w:cs="Wingdings" w:hint="default"/>
+      </w:rPr>
+    </w:lvl>
+    <w:lvl w:ilvl="6">
+      <w:numFmt w:val="bullet"/>
+      <w:lvlText w:val=""/>
+      <w:lvlJc w:val="left"/>
+      <w:pPr>
+        <w:ind w:left="5040" w:hanging="360"/>
+      </w:pPr>
+      <w:rPr>
+        <w:rFonts w:ascii="Symbol" w:hAnsi="Symbol" w:cs="Symbol" w:hint="default"/>
+      </w:rPr>
+    </w:lvl>
+    <w:lvl w:ilvl="7">
+      <w:numFmt w:val="bullet"/>
+      <w:lvlText w:val="o"/>
+      <w:lvlJc w:val="left"/>
+      <w:pPr>
+        <w:ind w:left="5760" w:hanging="360"/>
+      </w:pPr>
+      <w:rPr>
+        <w:rFonts w:ascii="Courier New" w:hAnsi="Courier New" w:cs="Courier New" w:hint="default"/>
+      </w:rPr>
+    </w:lvl>
+    <w:lvl w:ilvl="8">
+      <w:numFmt w:val="bullet"/>
+      <w:lvlText w:val=""/>
+      <w:lvlJc w:val="left"/>
+      <w:pPr>
+        <w:ind w:left="6480" w:hanging="360"/>
+      </w:pPr>
+      <w:rPr>
+        <w:rFonts w:ascii="Wingdings" w:hAnsi="Wingdings" w:cs="Wingdings" w:hint="default"/>
+      </w:rPr>
+    </w:lvl>
+  </w:abstractNum>
+  <w:abstractNum w:abstractNumId="3" w15:restartNumberingAfterBreak="0">
+    <w:nsid w:val="1FEE1F45"/>
+    <w:multiLevelType w:val="multilevel"/>
+    <w:tmpl w:val="AAD087BE"/>
+    <w:lvl w:ilvl="0">
+      <w:start w:val="1"/>
+      <w:numFmt w:val="decimal"/>
+      <w:lvlText w:val="%1."/>
+      <w:lvlJc w:val="left"/>
+      <w:pPr>
+        <w:ind w:left="720" w:hanging="360"/>
+      </w:pPr>
+      <w:rPr>
+        <w:rFonts w:hint="default"/>
+      </w:rPr>
+    </w:lvl>
+    <w:lvl w:ilvl="1">
+      <w:numFmt w:val="bullet"/>
+      <w:lvlText w:val="o"/>
+      <w:lvlJc w:val="left"/>
+      <w:pPr>
+        <w:ind w:left="1440" w:hanging="360"/>
+      </w:pPr>
+      <w:rPr>
+        <w:rFonts w:ascii="Courier New" w:hAnsi="Courier New" w:cs="Courier New" w:hint="default"/>
+      </w:rPr>
+    </w:lvl>
+    <w:lvl w:ilvl="2">
+      <w:numFmt w:val="bullet"/>
+      <w:lvlText w:val=""/>
+      <w:lvlJc w:val="left"/>
+      <w:pPr>
+        <w:ind w:left="2160" w:hanging="360"/>
+      </w:pPr>
+      <w:rPr>
+        <w:rFonts w:ascii="Wingdings" w:hAnsi="Wingdings" w:cs="Wingdings" w:hint="default"/>
+      </w:rPr>
+    </w:lvl>
+    <w:lvl w:ilvl="3">
+      <w:numFmt w:val="bullet"/>
+      <w:lvlText w:val=""/>
+      <w:lvlJc w:val="left"/>
+      <w:pPr>
+        <w:ind w:left="2880" w:hanging="360"/>
+      </w:pPr>
+      <w:rPr>
+        <w:rFonts w:ascii="Symbol" w:hAnsi="Symbol" w:cs="Symbol" w:hint="default"/>
+      </w:rPr>
+    </w:lvl>
+    <w:lvl w:ilvl="4">
+      <w:numFmt w:val="bullet"/>
+      <w:lvlText w:val="o"/>
+      <w:lvlJc w:val="left"/>
+      <w:pPr>
+        <w:ind w:left="3600" w:hanging="360"/>
+      </w:pPr>
+      <w:rPr>
+        <w:rFonts w:ascii="Courier New" w:hAnsi="Courier New" w:cs="Courier New" w:hint="default"/>
+      </w:rPr>
+    </w:lvl>
+    <w:lvl w:ilvl="5">
+      <w:numFmt w:val="bullet"/>
+      <w:lvlText w:val=""/>
+      <w:lvlJc w:val="left"/>
+      <w:pPr>
+        <w:ind w:left="4320" w:hanging="360"/>
+      </w:pPr>
+      <w:rPr>
+        <w:rFonts w:ascii="Wingdings" w:hAnsi="Wingdings" w:cs="Wingdings" w:hint="default"/>
+      </w:rPr>
+    </w:lvl>
+    <w:lvl w:ilvl="6">
+      <w:numFmt w:val="bullet"/>
+      <w:lvlText w:val=""/>
+      <w:lvlJc w:val="left"/>
+      <w:pPr>
+        <w:ind w:left="5040" w:hanging="360"/>
+      </w:pPr>
+      <w:rPr>
+        <w:rFonts w:ascii="Symbol" w:hAnsi="Symbol" w:cs="Symbol" w:hint="default"/>
+      </w:rPr>
+    </w:lvl>
+    <w:lvl w:ilvl="7">
+      <w:numFmt w:val="bullet"/>
+      <w:lvlText w:val="o"/>
+      <w:lvlJc w:val="left"/>
+      <w:pPr>
+        <w:ind w:left="5760" w:hanging="360"/>
+      </w:pPr>
+      <w:rPr>
+        <w:rFonts w:ascii="Courier New" w:hAnsi="Courier New" w:cs="Courier New" w:hint="default"/>
+      </w:rPr>
+    </w:lvl>
+    <w:lvl w:ilvl="8">
+      <w:numFmt w:val="bullet"/>
+      <w:lvlText w:val=""/>
+      <w:lvlJc w:val="left"/>
+      <w:pPr>
+        <w:ind w:left="6480" w:hanging="360"/>
+      </w:pPr>
+      <w:rPr>
+        <w:rFonts w:ascii="Wingdings" w:hAnsi="Wingdings" w:cs="Wingdings" w:hint="default"/>
+      </w:rPr>
+    </w:lvl>
+  </w:abstractNum>
+  <w:abstractNum w:abstractNumId="4" w15:restartNumberingAfterBreak="0">
+    <w:nsid w:val="3C4E391F"/>
+    <w:multiLevelType w:val="multilevel"/>
+    <w:tmpl w:val="727EAB5C"/>
+    <w:lvl w:ilvl="0">
+      <w:start w:val="1"/>
+      <w:numFmt w:val="decimal"/>
+      <w:lvlText w:val="%1."/>
+      <w:lvlJc w:val="left"/>
+      <w:pPr>
+        <w:ind w:left="720" w:hanging="360"/>
+      </w:pPr>
+      <w:rPr>
+        <w:rFonts w:hint="default"/>
+      </w:rPr>
+    </w:lvl>
+    <w:lvl w:ilvl="1">
+      <w:numFmt w:val="bullet"/>
+      <w:lvlText w:val="o"/>
+      <w:lvlJc w:val="left"/>
+      <w:pPr>
+        <w:ind w:left="1440" w:hanging="360"/>
+      </w:pPr>
+      <w:rPr>
+        <w:rFonts w:ascii="Courier New" w:hAnsi="Courier New" w:cs="Courier New" w:hint="default"/>
+      </w:rPr>
+    </w:lvl>
+    <w:lvl w:ilvl="2">
+      <w:numFmt w:val="bullet"/>
+      <w:lvlText w:val=""/>
+      <w:lvlJc w:val="left"/>
+      <w:pPr>
+        <w:ind w:left="2160" w:hanging="360"/>
+      </w:pPr>
+      <w:rPr>
+        <w:rFonts w:ascii="Wingdings" w:hAnsi="Wingdings" w:cs="Wingdings" w:hint="default"/>
+      </w:rPr>
+    </w:lvl>
+    <w:lvl w:ilvl="3">
+      <w:numFmt w:val="bullet"/>
+      <w:lvlText w:val=""/>
+      <w:lvlJc w:val="left"/>
+      <w:pPr>
+        <w:ind w:left="2880" w:hanging="360"/>
+      </w:pPr>
+      <w:rPr>
+        <w:rFonts w:ascii="Symbol" w:hAnsi="Symbol" w:cs="Symbol" w:hint="default"/>
+      </w:rPr>
+    </w:lvl>
+    <w:lvl w:ilvl="4">
+      <w:numFmt w:val="bullet"/>
+      <w:lvlText w:val="o"/>
+      <w:lvlJc w:val="left"/>
+      <w:pPr>
+        <w:ind w:left="3600" w:hanging="360"/>
+      </w:pPr>
+      <w:rPr>
+        <w:rFonts w:ascii="Courier New" w:hAnsi="Courier New" w:cs="Courier New" w:hint="default"/>
+      </w:rPr>
+    </w:lvl>
+    <w:lvl w:ilvl="5">
+      <w:numFmt w:val="bullet"/>
+      <w:lvlText w:val=""/>
+      <w:lvlJc w:val="left"/>
+      <w:pPr>
+        <w:ind w:left="4320" w:hanging="360"/>
+      </w:pPr>
+      <w:rPr>
+        <w:rFonts w:ascii="Wingdings" w:hAnsi="Wingdings" w:cs="Wingdings" w:hint="default"/>
+      </w:rPr>
+    </w:lvl>
+    <w:lvl w:ilvl="6">
+      <w:numFmt w:val="bullet"/>
+      <w:lvlText w:val=""/>
+      <w:lvlJc w:val="left"/>
+      <w:pPr>
+        <w:ind w:left="5040" w:hanging="360"/>
+      </w:pPr>
+      <w:rPr>
+        <w:rFonts w:ascii="Symbol" w:hAnsi="Symbol" w:cs="Symbol" w:hint="default"/>
+      </w:rPr>
+    </w:lvl>
+    <w:lvl w:ilvl="7">
+      <w:numFmt w:val="bullet"/>
+      <w:lvlText w:val="o"/>
+      <w:lvlJc w:val="left"/>
+      <w:pPr>
+        <w:ind w:left="5760" w:hanging="360"/>
+      </w:pPr>
+      <w:rPr>
+        <w:rFonts w:ascii="Courier New" w:hAnsi="Courier New" w:cs="Courier New" w:hint="default"/>
+      </w:rPr>
+    </w:lvl>
+    <w:lvl w:ilvl="8">
+      <w:numFmt w:val="bullet"/>
+      <w:lvlText w:val=""/>
+      <w:lvlJc w:val="left"/>
+      <w:pPr>
+        <w:ind w:left="6480" w:hanging="360"/>
+      </w:pPr>
+      <w:rPr>
+        <w:rFonts w:ascii="Wingdings" w:hAnsi="Wingdings" w:cs="Wingdings" w:hint="default"/>
+      </w:rPr>
+    </w:lvl>
+  </w:abstractNum>
+  <w:abstractNum w:abstractNumId="5" w15:restartNumberingAfterBreak="0">
+    <w:nsid w:val="7DC37F4F"/>
+    <w:multiLevelType w:val="multilevel"/>
+    <w:tmpl w:val="1EAC2F4A"/>
+    <w:lvl w:ilvl="0">
+      <w:start w:val="1"/>
+      <w:numFmt w:val="decimal"/>
+      <w:lvlText w:val="%1."/>
+      <w:lvlJc w:val="left"/>
+      <w:pPr>
+        <w:ind w:left="720" w:hanging="360"/>
+      </w:pPr>
+      <w:rPr>
+        <w:rFonts w:hint="default"/>
       </w:rPr>
     </w:lvl>
     <w:lvl w:ilvl="1">
@@ -2133,6 +3484,18 @@
   </w:num>
   <w:num w:numId="5" w16cid:durableId="389153133">
     <w:abstractNumId w:val="1"/>
+  </w:num>
+  <w:num w:numId="6" w16cid:durableId="1324434476">
+    <w:abstractNumId w:val="5"/>
+  </w:num>
+  <w:num w:numId="7" w16cid:durableId="390156547">
+    <w:abstractNumId w:val="4"/>
+  </w:num>
+  <w:num w:numId="8" w16cid:durableId="1167285656">
+    <w:abstractNumId w:val="3"/>
+  </w:num>
+  <w:num w:numId="9" w16cid:durableId="388725528">
+    <w:abstractNumId w:val="2"/>
   </w:num>
 </w:numbering>
 </file>
